--- a/docs/DA1-website-va-cms/DA1-07-cd4-kiem-thu-va-uat.docx
+++ b/docs/DA1-website-va-cms/DA1-07-cd4-kiem-thu-va-uat.docx
@@ -4,12 +4,12 @@
   <w:body>
     <w:p>
       <w:pPr>
-        <w:spacing w:after="1400"/>
+        <w:spacing w:after="900"/>
       </w:pPr>
     </w:p>
     <w:p>
       <w:pPr>
-        <w:spacing w:after="700"/>
+        <w:spacing w:after="350"/>
         <w:jc w:val="center"/>
       </w:pPr>
       <w:r>
@@ -77,7 +77,7 @@
           <w:top w:val="single" w:color="008E4D" w:sz="12" w:space="18"/>
           <w:bottom w:val="single" w:color="008E4D" w:sz="12" w:space="18"/>
         </w:pBdr>
-        <w:spacing w:after="900" w:before="260"/>
+        <w:spacing w:after="500" w:before="220"/>
         <w:jc w:val="center"/>
       </w:pPr>
       <w:r>
@@ -94,7 +94,7 @@
     </w:p>
     <w:p>
       <w:pPr>
-        <w:spacing w:after="700"/>
+        <w:spacing w:after="350"/>
         <w:jc w:val="center"/>
       </w:pPr>
       <w:r>
@@ -591,7 +591,7 @@
     </w:tbl>
     <w:p>
       <w:pPr>
-        <w:spacing w:after="420"/>
+        <w:spacing w:after="200"/>
       </w:pPr>
     </w:p>
     <w:p>
@@ -896,7 +896,7 @@
     </w:tbl>
     <w:p>
       <w:pPr>
-        <w:spacing w:after="420"/>
+        <w:spacing w:after="200"/>
       </w:pPr>
     </w:p>
     <w:p>

--- a/docs/DA1-website-va-cms/DA1-07-cd4-kiem-thu-va-uat.docx
+++ b/docs/DA1-website-va-cms/DA1-07-cd4-kiem-thu-va-uat.docx
@@ -123,8 +123,8 @@
         <w:tblLayout w:type="fixed"/>
       </w:tblPr>
       <w:tblGrid>
-        <w:gridCol w:w="2302"/>
-        <w:gridCol w:w="7058"/>
+        <w:gridCol w:w="2194"/>
+        <w:gridCol w:w="7166"/>
       </w:tblGrid>
       <w:tr>
         <w:trPr>
@@ -132,7 +132,7 @@
         </w:trPr>
         <w:tc>
           <w:tcPr>
-            <w:tcW w:type="dxa" w:w="2302"/>
+            <w:tcW w:type="dxa" w:w="2194"/>
             <w:shd w:fill="EEF6F1" w:color="auto" w:val="clear"/>
             <w:tcMar>
               <w:top w:type="dxa" w:w="90"/>
@@ -161,7 +161,7 @@
         </w:tc>
         <w:tc>
           <w:tcPr>
-            <w:tcW w:type="dxa" w:w="7058"/>
+            <w:tcW w:type="dxa" w:w="7166"/>
             <w:shd w:fill="EEF6F1" w:color="auto" w:val="clear"/>
             <w:tcMar>
               <w:top w:type="dxa" w:w="90"/>
@@ -195,7 +195,7 @@
         </w:trPr>
         <w:tc>
           <w:tcPr>
-            <w:tcW w:type="dxa" w:w="2302"/>
+            <w:tcW w:type="dxa" w:w="2194"/>
             <w:tcMar>
               <w:top w:type="dxa" w:w="90"/>
               <w:left w:type="dxa" w:w="120"/>
@@ -221,7 +221,7 @@
         </w:tc>
         <w:tc>
           <w:tcPr>
-            <w:tcW w:type="dxa" w:w="7058"/>
+            <w:tcW w:type="dxa" w:w="7166"/>
             <w:tcMar>
               <w:top w:type="dxa" w:w="90"/>
               <w:left w:type="dxa" w:w="120"/>
@@ -252,7 +252,7 @@
         </w:trPr>
         <w:tc>
           <w:tcPr>
-            <w:tcW w:type="dxa" w:w="2302"/>
+            <w:tcW w:type="dxa" w:w="2194"/>
             <w:tcMar>
               <w:top w:type="dxa" w:w="90"/>
               <w:left w:type="dxa" w:w="120"/>
@@ -278,7 +278,7 @@
         </w:tc>
         <w:tc>
           <w:tcPr>
-            <w:tcW w:type="dxa" w:w="7058"/>
+            <w:tcW w:type="dxa" w:w="7166"/>
             <w:tcMar>
               <w:top w:type="dxa" w:w="90"/>
               <w:left w:type="dxa" w:w="120"/>
@@ -309,7 +309,7 @@
         </w:trPr>
         <w:tc>
           <w:tcPr>
-            <w:tcW w:type="dxa" w:w="2302"/>
+            <w:tcW w:type="dxa" w:w="2194"/>
             <w:tcMar>
               <w:top w:type="dxa" w:w="90"/>
               <w:left w:type="dxa" w:w="120"/>
@@ -335,7 +335,7 @@
         </w:tc>
         <w:tc>
           <w:tcPr>
-            <w:tcW w:type="dxa" w:w="7058"/>
+            <w:tcW w:type="dxa" w:w="7166"/>
             <w:tcMar>
               <w:top w:type="dxa" w:w="90"/>
               <w:left w:type="dxa" w:w="120"/>
@@ -366,7 +366,7 @@
         </w:trPr>
         <w:tc>
           <w:tcPr>
-            <w:tcW w:type="dxa" w:w="2302"/>
+            <w:tcW w:type="dxa" w:w="2194"/>
             <w:tcMar>
               <w:top w:type="dxa" w:w="90"/>
               <w:left w:type="dxa" w:w="120"/>
@@ -392,7 +392,7 @@
         </w:tc>
         <w:tc>
           <w:tcPr>
-            <w:tcW w:type="dxa" w:w="7058"/>
+            <w:tcW w:type="dxa" w:w="7166"/>
             <w:tcMar>
               <w:top w:type="dxa" w:w="90"/>
               <w:left w:type="dxa" w:w="120"/>
@@ -423,7 +423,7 @@
         </w:trPr>
         <w:tc>
           <w:tcPr>
-            <w:tcW w:type="dxa" w:w="2302"/>
+            <w:tcW w:type="dxa" w:w="2194"/>
             <w:tcMar>
               <w:top w:type="dxa" w:w="90"/>
               <w:left w:type="dxa" w:w="120"/>
@@ -449,7 +449,7 @@
         </w:tc>
         <w:tc>
           <w:tcPr>
-            <w:tcW w:type="dxa" w:w="7058"/>
+            <w:tcW w:type="dxa" w:w="7166"/>
             <w:tcMar>
               <w:top w:type="dxa" w:w="90"/>
               <w:left w:type="dxa" w:w="120"/>
@@ -480,7 +480,7 @@
         </w:trPr>
         <w:tc>
           <w:tcPr>
-            <w:tcW w:type="dxa" w:w="2302"/>
+            <w:tcW w:type="dxa" w:w="2194"/>
             <w:tcMar>
               <w:top w:type="dxa" w:w="90"/>
               <w:left w:type="dxa" w:w="120"/>
@@ -506,27 +506,27 @@
         </w:tc>
         <w:tc>
           <w:tcPr>
-            <w:tcW w:type="dxa" w:w="7058"/>
-            <w:tcMar>
-              <w:top w:type="dxa" w:w="90"/>
-              <w:left w:type="dxa" w:w="120"/>
-              <w:bottom w:type="dxa" w:w="90"/>
-              <w:right w:type="dxa" w:w="120"/>
-            </w:tcMar>
-            <w:vAlign w:val="center"/>
-          </w:tcPr>
-          <w:p>
-            <w:pPr>
-              <w:spacing w:after="0" w:line="280"/>
-            </w:pPr>
-            <w:r>
-              <w:rPr>
-                <w:rFonts w:ascii="Be Vietnam Pro" w:cs="Be Vietnam Pro" w:eastAsia="Be Vietnam Pro" w:hAnsi="Be Vietnam Pro"/>
-                <w:color w:val="101814"/>
-                <w:sz w:val="20"/>
-                <w:szCs w:val="20"/>
-              </w:rPr>
-              <w:t xml:space="preserve">Bộ phận Phát triển phần mềm — Công ty Bioscope</w:t>
+            <w:tcW w:type="dxa" w:w="7166"/>
+            <w:tcMar>
+              <w:top w:type="dxa" w:w="90"/>
+              <w:left w:type="dxa" w:w="120"/>
+              <w:bottom w:type="dxa" w:w="90"/>
+              <w:right w:type="dxa" w:w="120"/>
+            </w:tcMar>
+            <w:vAlign w:val="center"/>
+          </w:tcPr>
+          <w:p>
+            <w:pPr>
+              <w:spacing w:after="0" w:line="280"/>
+            </w:pPr>
+            <w:r>
+              <w:rPr>
+                <w:rFonts w:ascii="Be Vietnam Pro" w:cs="Be Vietnam Pro" w:eastAsia="Be Vietnam Pro" w:hAnsi="Be Vietnam Pro"/>
+                <w:color w:val="101814"/>
+                <w:sz w:val="20"/>
+                <w:szCs w:val="20"/>
+              </w:rPr>
+              <w:t xml:space="preserve">Thu — QA, Công ty OPTIMAI</w:t>
             </w:r>
           </w:p>
         </w:tc>
@@ -537,7 +537,7 @@
         </w:trPr>
         <w:tc>
           <w:tcPr>
-            <w:tcW w:type="dxa" w:w="2302"/>
+            <w:tcW w:type="dxa" w:w="2194"/>
             <w:tcMar>
               <w:top w:type="dxa" w:w="90"/>
               <w:left w:type="dxa" w:w="120"/>
@@ -563,27 +563,27 @@
         </w:tc>
         <w:tc>
           <w:tcPr>
-            <w:tcW w:type="dxa" w:w="7058"/>
-            <w:tcMar>
-              <w:top w:type="dxa" w:w="90"/>
-              <w:left w:type="dxa" w:w="120"/>
-              <w:bottom w:type="dxa" w:w="90"/>
-              <w:right w:type="dxa" w:w="120"/>
-            </w:tcMar>
-            <w:vAlign w:val="center"/>
-          </w:tcPr>
-          <w:p>
-            <w:pPr>
-              <w:spacing w:after="0" w:line="280"/>
-            </w:pPr>
-            <w:r>
-              <w:rPr>
-                <w:rFonts w:ascii="Be Vietnam Pro" w:cs="Be Vietnam Pro" w:eastAsia="Be Vietnam Pro" w:hAnsi="Be Vietnam Pro"/>
-                <w:color w:val="101814"/>
-                <w:sz w:val="20"/>
-                <w:szCs w:val="20"/>
-              </w:rPr>
-              <w:t xml:space="preserve">Ban Giám đốc</w:t>
+            <w:tcW w:type="dxa" w:w="7166"/>
+            <w:tcMar>
+              <w:top w:type="dxa" w:w="90"/>
+              <w:left w:type="dxa" w:w="120"/>
+              <w:bottom w:type="dxa" w:w="90"/>
+              <w:right w:type="dxa" w:w="120"/>
+            </w:tcMar>
+            <w:vAlign w:val="center"/>
+          </w:tcPr>
+          <w:p>
+            <w:pPr>
+              <w:spacing w:after="0" w:line="280"/>
+            </w:pPr>
+            <w:r>
+              <w:rPr>
+                <w:rFonts w:ascii="Be Vietnam Pro" w:cs="Be Vietnam Pro" w:eastAsia="Be Vietnam Pro" w:hAnsi="Be Vietnam Pro"/>
+                <w:color w:val="101814"/>
+                <w:sz w:val="20"/>
+                <w:szCs w:val="20"/>
+              </w:rPr>
+              <w:t xml:space="preserve">Ban Giám đốc OPTIMAI và đại diện Công ty Bioscope</w:t>
             </w:r>
           </w:p>
         </w:tc>

--- a/docs/DA1-website-va-cms/DA1-07-cd4-kiem-thu-va-uat.docx
+++ b/docs/DA1-website-va-cms/DA1-07-cd4-kiem-thu-va-uat.docx
@@ -9,48 +9,39 @@
     </w:p>
     <w:p>
       <w:pPr>
-        <w:spacing w:after="350"/>
+        <w:spacing w:after="40"/>
         <w:jc w:val="center"/>
       </w:pPr>
       <w:r>
-        <w:drawing>
-          <wp:inline distT="0" distB="0" distL="0" distR="0">
-            <wp:extent cx="2476500" cy="723900"/>
-            <wp:effectExtent t="0" r="0" b="0" l="0"/>
-            <wp:docPr id="1" name="" descr="" title=""/>
-            <wp:cNvGraphicFramePr>
-              <a:graphicFrameLocks xmlns:a="http://schemas.openxmlformats.org/drawingml/2006/main" noChangeAspect="1"/>
-            </wp:cNvGraphicFramePr>
-            <a:graphic xmlns:a="http://schemas.openxmlformats.org/drawingml/2006/main">
-              <a:graphicData uri="http://schemas.openxmlformats.org/drawingml/2006/picture">
-                <pic:pic xmlns:pic="http://schemas.openxmlformats.org/drawingml/2006/picture">
-                  <pic:nvPicPr>
-                    <pic:cNvPr id="0" name="" descr=""/>
-                    <pic:cNvPicPr>
-                      <a:picLocks noChangeAspect="1" noChangeArrowheads="1"/>
-                    </pic:cNvPicPr>
-                  </pic:nvPicPr>
-                  <pic:blipFill>
-                    <a:blip r:embed="rId9" cstate="none"/>
-                    <a:srcRect/>
-                    <a:stretch>
-                      <a:fillRect/>
-                    </a:stretch>
-                  </pic:blipFill>
-                  <pic:spPr bwMode="auto">
-                    <a:xfrm>
-                      <a:off x="0" y="0"/>
-                      <a:ext cx="2476500" cy="723900"/>
-                    </a:xfrm>
-                    <a:prstGeom prst="rect">
-                      <a:avLst/>
-                    </a:prstGeom>
-                  </pic:spPr>
-                </pic:pic>
-              </a:graphicData>
-            </a:graphic>
-          </wp:inline>
-        </w:drawing>
+        <w:rPr>
+          <w:rFonts w:ascii="Be Vietnam Pro" w:cs="Be Vietnam Pro" w:eastAsia="Be Vietnam Pro" w:hAnsi="Be Vietnam Pro"/>
+          <w:b/>
+          <w:bCs/>
+          <w:color w:val="036F3D"/>
+          <w:spacing w:val="160"/>
+          <w:sz w:val="64"/>
+          <w:szCs w:val="64"/>
+        </w:rPr>
+        <w:t xml:space="preserve">OPTIMAI</w:t>
+      </w:r>
+    </w:p>
+    <w:p>
+      <w:pPr>
+        <w:pBdr>
+          <w:top w:val="single" w:color="F58E33" w:sz="8" w:space="10"/>
+        </w:pBdr>
+        <w:spacing w:after="320"/>
+        <w:jc w:val="center"/>
+      </w:pPr>
+      <w:r>
+        <w:rPr>
+          <w:rFonts w:ascii="Be Vietnam Pro" w:cs="Be Vietnam Pro" w:eastAsia="Be Vietnam Pro" w:hAnsi="Be Vietnam Pro"/>
+          <w:color w:val="8A4B12"/>
+          <w:spacing w:val="70"/>
+          <w:sz w:val="16"/>
+          <w:szCs w:val="16"/>
+        </w:rPr>
+        <w:t xml:space="preserve">CÔNG TY PHÁT TRIỂN PHẦN MỀM</w:t>
       </w:r>
     </w:p>
     <w:p>
@@ -21117,44 +21108,16 @@
             <w:spacing w:after="0"/>
           </w:pPr>
           <w:r>
-            <w:drawing>
-              <wp:inline distT="0" distB="0" distL="0" distR="0">
-                <wp:extent cx="1009650" cy="295275"/>
-                <wp:effectExtent t="0" r="0" b="0" l="0"/>
-                <wp:docPr id="1" name="" descr="" title=""/>
-                <wp:cNvGraphicFramePr>
-                  <a:graphicFrameLocks xmlns:a="http://schemas.openxmlformats.org/drawingml/2006/main" noChangeAspect="1"/>
-                </wp:cNvGraphicFramePr>
-                <a:graphic xmlns:a="http://schemas.openxmlformats.org/drawingml/2006/main">
-                  <a:graphicData uri="http://schemas.openxmlformats.org/drawingml/2006/picture">
-                    <pic:pic xmlns:pic="http://schemas.openxmlformats.org/drawingml/2006/picture">
-                      <pic:nvPicPr>
-                        <pic:cNvPr id="0" name="" descr=""/>
-                        <pic:cNvPicPr>
-                          <a:picLocks noChangeAspect="1" noChangeArrowheads="1"/>
-                        </pic:cNvPicPr>
-                      </pic:nvPicPr>
-                      <pic:blipFill>
-                        <a:blip r:embed="rId0" cstate="none"/>
-                        <a:srcRect/>
-                        <a:stretch>
-                          <a:fillRect/>
-                        </a:stretch>
-                      </pic:blipFill>
-                      <pic:spPr bwMode="auto">
-                        <a:xfrm>
-                          <a:off x="0" y="0"/>
-                          <a:ext cx="1009650" cy="295275"/>
-                        </a:xfrm>
-                        <a:prstGeom prst="rect">
-                          <a:avLst/>
-                        </a:prstGeom>
-                      </pic:spPr>
-                    </pic:pic>
-                  </a:graphicData>
-                </a:graphic>
-              </wp:inline>
-            </w:drawing>
+            <w:rPr>
+              <w:rFonts w:ascii="Be Vietnam Pro" w:cs="Be Vietnam Pro" w:eastAsia="Be Vietnam Pro" w:hAnsi="Be Vietnam Pro"/>
+              <w:b/>
+              <w:bCs/>
+              <w:color w:val="036F3D"/>
+              <w:spacing w:val="60"/>
+              <w:sz w:val="19"/>
+              <w:szCs w:val="19"/>
+            </w:rPr>
+            <w:t xml:space="preserve">OPTIMAI</w:t>
           </w:r>
         </w:p>
       </w:tc>

--- a/docs/DA1-website-va-cms/DA1-07-cd4-kiem-thu-va-uat.docx
+++ b/docs/DA1-website-va-cms/DA1-07-cd4-kiem-thu-va-uat.docx
@@ -20238,9 +20238,9 @@
         <w:tblLayout w:type="fixed"/>
       </w:tblPr>
       <w:tblGrid>
-        <w:gridCol w:w="5419"/>
-        <w:gridCol w:w="1248"/>
-        <w:gridCol w:w="1248"/>
+        <w:gridCol w:w="1440"/>
+        <w:gridCol w:w="5395"/>
+        <w:gridCol w:w="1080"/>
         <w:gridCol w:w="860"/>
         <w:gridCol w:w="585"/>
       </w:tblGrid>
@@ -20250,7 +20250,7 @@
         </w:trPr>
         <w:tc>
           <w:tcPr>
-            <w:tcW w:type="dxa" w:w="5419"/>
+            <w:tcW w:type="dxa" w:w="1440"/>
             <w:shd w:fill="EEF6F1" w:color="auto" w:val="clear"/>
             <w:tcMar>
               <w:top w:type="dxa" w:w="90"/>
@@ -20273,13 +20273,13 @@
                 <w:sz w:val="20"/>
                 <w:szCs w:val="20"/>
               </w:rPr>
-              <w:t xml:space="preserve">Vai trò</w:t>
-            </w:r>
-          </w:p>
-        </w:tc>
-        <w:tc>
-          <w:tcPr>
-            <w:tcW w:type="dxa" w:w="1248"/>
+              <w:t xml:space="preserve">Bên</w:t>
+            </w:r>
+          </w:p>
+        </w:tc>
+        <w:tc>
+          <w:tcPr>
+            <w:tcW w:type="dxa" w:w="5395"/>
             <w:shd w:fill="EEF6F1" w:color="auto" w:val="clear"/>
             <w:tcMar>
               <w:top w:type="dxa" w:w="90"/>
@@ -20302,13 +20302,13 @@
                 <w:sz w:val="20"/>
                 <w:szCs w:val="20"/>
               </w:rPr>
-              <w:t xml:space="preserve">Họ tên</w:t>
-            </w:r>
-          </w:p>
-        </w:tc>
-        <w:tc>
-          <w:tcPr>
-            <w:tcW w:type="dxa" w:w="1248"/>
+              <w:t xml:space="preserve">Vai trò</w:t>
+            </w:r>
+          </w:p>
+        </w:tc>
+        <w:tc>
+          <w:tcPr>
+            <w:tcW w:type="dxa" w:w="1080"/>
             <w:shd w:fill="EEF6F1" w:color="auto" w:val="clear"/>
             <w:tcMar>
               <w:top w:type="dxa" w:w="90"/>
@@ -20331,7 +20331,7 @@
                 <w:sz w:val="20"/>
                 <w:szCs w:val="20"/>
               </w:rPr>
-              <w:t xml:space="preserve">Ý kiến</w:t>
+              <w:t xml:space="preserve">Họ tên</w:t>
             </w:r>
           </w:p>
         </w:tc>
@@ -20400,58 +20400,59 @@
         </w:trPr>
         <w:tc>
           <w:tcPr>
-            <w:tcW w:type="dxa" w:w="5419"/>
-            <w:tcMar>
-              <w:top w:type="dxa" w:w="90"/>
-              <w:left w:type="dxa" w:w="120"/>
-              <w:bottom w:type="dxa" w:w="90"/>
-              <w:right w:type="dxa" w:w="120"/>
-            </w:tcMar>
-            <w:vAlign w:val="center"/>
-          </w:tcPr>
-          <w:p>
-            <w:pPr>
-              <w:spacing w:after="0" w:line="280"/>
-            </w:pPr>
-            <w:r>
-              <w:rPr>
-                <w:rFonts w:ascii="Be Vietnam Pro" w:cs="Be Vietnam Pro" w:eastAsia="Be Vietnam Pro" w:hAnsi="Be Vietnam Pro"/>
-                <w:color w:val="101814"/>
-                <w:sz w:val="20"/>
-                <w:szCs w:val="20"/>
-              </w:rPr>
-              <w:t xml:space="preserve">Người kiểm thử</w:t>
-            </w:r>
-          </w:p>
-        </w:tc>
-        <w:tc>
-          <w:tcPr>
-            <w:tcW w:type="dxa" w:w="1248"/>
-            <w:tcMar>
-              <w:top w:type="dxa" w:w="90"/>
-              <w:left w:type="dxa" w:w="120"/>
-              <w:bottom w:type="dxa" w:w="90"/>
-              <w:right w:type="dxa" w:w="120"/>
-            </w:tcMar>
-            <w:vAlign w:val="center"/>
-          </w:tcPr>
-          <w:p>
-            <w:pPr>
-              <w:spacing w:after="0" w:line="280"/>
-            </w:pPr>
-            <w:r>
-              <w:rPr>
-                <w:rFonts w:ascii="Be Vietnam Pro" w:cs="Be Vietnam Pro" w:eastAsia="Be Vietnam Pro" w:hAnsi="Be Vietnam Pro"/>
-                <w:sz w:val="21"/>
-                <w:szCs w:val="21"/>
-              </w:rPr>
-              <w:t xml:space="preserve"/>
-            </w:r>
-          </w:p>
-        </w:tc>
-        <w:tc>
-          <w:tcPr>
-            <w:tcW w:type="dxa" w:w="1248"/>
+            <w:tcW w:type="dxa" w:w="1440"/>
+            <w:tcMar>
+              <w:top w:type="dxa" w:w="90"/>
+              <w:left w:type="dxa" w:w="120"/>
+              <w:bottom w:type="dxa" w:w="90"/>
+              <w:right w:type="dxa" w:w="120"/>
+            </w:tcMar>
+            <w:vAlign w:val="center"/>
+          </w:tcPr>
+          <w:p>
+            <w:pPr>
+              <w:spacing w:after="0" w:line="280"/>
+            </w:pPr>
+            <w:r>
+              <w:rPr>
+                <w:rFonts w:ascii="Be Vietnam Pro" w:cs="Be Vietnam Pro" w:eastAsia="Be Vietnam Pro" w:hAnsi="Be Vietnam Pro"/>
+                <w:color w:val="101814"/>
+                <w:sz w:val="20"/>
+                <w:szCs w:val="20"/>
+              </w:rPr>
+              <w:t xml:space="preserve">OPTIMAI</w:t>
+            </w:r>
+          </w:p>
+        </w:tc>
+        <w:tc>
+          <w:tcPr>
+            <w:tcW w:type="dxa" w:w="5395"/>
+            <w:tcMar>
+              <w:top w:type="dxa" w:w="90"/>
+              <w:left w:type="dxa" w:w="120"/>
+              <w:bottom w:type="dxa" w:w="90"/>
+              <w:right w:type="dxa" w:w="120"/>
+            </w:tcMar>
+            <w:vAlign w:val="center"/>
+          </w:tcPr>
+          <w:p>
+            <w:pPr>
+              <w:spacing w:after="0" w:line="280"/>
+            </w:pPr>
+            <w:r>
+              <w:rPr>
+                <w:rFonts w:ascii="Be Vietnam Pro" w:cs="Be Vietnam Pro" w:eastAsia="Be Vietnam Pro" w:hAnsi="Be Vietnam Pro"/>
+                <w:color w:val="101814"/>
+                <w:sz w:val="20"/>
+                <w:szCs w:val="20"/>
+              </w:rPr>
+              <w:t xml:space="preserve">Người kiểm thử — Thu, QA</w:t>
+            </w:r>
+          </w:p>
+        </w:tc>
+        <w:tc>
+          <w:tcPr>
+            <w:tcW w:type="dxa" w:w="1080"/>
             <w:tcMar>
               <w:top w:type="dxa" w:w="90"/>
               <w:left w:type="dxa" w:w="120"/>
@@ -20531,58 +20532,59 @@
         </w:trPr>
         <w:tc>
           <w:tcPr>
-            <w:tcW w:type="dxa" w:w="5419"/>
-            <w:tcMar>
-              <w:top w:type="dxa" w:w="90"/>
-              <w:left w:type="dxa" w:w="120"/>
-              <w:bottom w:type="dxa" w:w="90"/>
-              <w:right w:type="dxa" w:w="120"/>
-            </w:tcMar>
-            <w:vAlign w:val="center"/>
-          </w:tcPr>
-          <w:p>
-            <w:pPr>
-              <w:spacing w:after="0" w:line="280"/>
-            </w:pPr>
-            <w:r>
-              <w:rPr>
-                <w:rFonts w:ascii="Be Vietnam Pro" w:cs="Be Vietnam Pro" w:eastAsia="Be Vietnam Pro" w:hAnsi="Be Vietnam Pro"/>
-                <w:color w:val="101814"/>
-                <w:sz w:val="20"/>
-                <w:szCs w:val="20"/>
-              </w:rPr>
-              <w:t xml:space="preserve">Đại diện bộ phận kinh doanh</w:t>
-            </w:r>
-          </w:p>
-        </w:tc>
-        <w:tc>
-          <w:tcPr>
-            <w:tcW w:type="dxa" w:w="1248"/>
-            <w:tcMar>
-              <w:top w:type="dxa" w:w="90"/>
-              <w:left w:type="dxa" w:w="120"/>
-              <w:bottom w:type="dxa" w:w="90"/>
-              <w:right w:type="dxa" w:w="120"/>
-            </w:tcMar>
-            <w:vAlign w:val="center"/>
-          </w:tcPr>
-          <w:p>
-            <w:pPr>
-              <w:spacing w:after="0" w:line="280"/>
-            </w:pPr>
-            <w:r>
-              <w:rPr>
-                <w:rFonts w:ascii="Be Vietnam Pro" w:cs="Be Vietnam Pro" w:eastAsia="Be Vietnam Pro" w:hAnsi="Be Vietnam Pro"/>
-                <w:sz w:val="21"/>
-                <w:szCs w:val="21"/>
-              </w:rPr>
-              <w:t xml:space="preserve"/>
-            </w:r>
-          </w:p>
-        </w:tc>
-        <w:tc>
-          <w:tcPr>
-            <w:tcW w:type="dxa" w:w="1248"/>
+            <w:tcW w:type="dxa" w:w="1440"/>
+            <w:tcMar>
+              <w:top w:type="dxa" w:w="90"/>
+              <w:left w:type="dxa" w:w="120"/>
+              <w:bottom w:type="dxa" w:w="90"/>
+              <w:right w:type="dxa" w:w="120"/>
+            </w:tcMar>
+            <w:vAlign w:val="center"/>
+          </w:tcPr>
+          <w:p>
+            <w:pPr>
+              <w:spacing w:after="0" w:line="280"/>
+            </w:pPr>
+            <w:r>
+              <w:rPr>
+                <w:rFonts w:ascii="Be Vietnam Pro" w:cs="Be Vietnam Pro" w:eastAsia="Be Vietnam Pro" w:hAnsi="Be Vietnam Pro"/>
+                <w:color w:val="101814"/>
+                <w:sz w:val="20"/>
+                <w:szCs w:val="20"/>
+              </w:rPr>
+              <w:t xml:space="preserve">OPTIMAI</w:t>
+            </w:r>
+          </w:p>
+        </w:tc>
+        <w:tc>
+          <w:tcPr>
+            <w:tcW w:type="dxa" w:w="5395"/>
+            <w:tcMar>
+              <w:top w:type="dxa" w:w="90"/>
+              <w:left w:type="dxa" w:w="120"/>
+              <w:bottom w:type="dxa" w:w="90"/>
+              <w:right w:type="dxa" w:w="120"/>
+            </w:tcMar>
+            <w:vAlign w:val="center"/>
+          </w:tcPr>
+          <w:p>
+            <w:pPr>
+              <w:spacing w:after="0" w:line="280"/>
+            </w:pPr>
+            <w:r>
+              <w:rPr>
+                <w:rFonts w:ascii="Be Vietnam Pro" w:cs="Be Vietnam Pro" w:eastAsia="Be Vietnam Pro" w:hAnsi="Be Vietnam Pro"/>
+                <w:color w:val="101814"/>
+                <w:sz w:val="20"/>
+                <w:szCs w:val="20"/>
+              </w:rPr>
+              <w:t xml:space="preserve">Team Lead — QuanNH</w:t>
+            </w:r>
+          </w:p>
+        </w:tc>
+        <w:tc>
+          <w:tcPr>
+            <w:tcW w:type="dxa" w:w="1080"/>
             <w:tcMar>
               <w:top w:type="dxa" w:w="90"/>
               <w:left w:type="dxa" w:w="120"/>
@@ -20662,58 +20664,59 @@
         </w:trPr>
         <w:tc>
           <w:tcPr>
-            <w:tcW w:type="dxa" w:w="5419"/>
-            <w:tcMar>
-              <w:top w:type="dxa" w:w="90"/>
-              <w:left w:type="dxa" w:w="120"/>
-              <w:bottom w:type="dxa" w:w="90"/>
-              <w:right w:type="dxa" w:w="120"/>
-            </w:tcMar>
-            <w:vAlign w:val="center"/>
-          </w:tcPr>
-          <w:p>
-            <w:pPr>
-              <w:spacing w:after="0" w:line="280"/>
-            </w:pPr>
-            <w:r>
-              <w:rPr>
-                <w:rFonts w:ascii="Be Vietnam Pro" w:cs="Be Vietnam Pro" w:eastAsia="Be Vietnam Pro" w:hAnsi="Be Vietnam Pro"/>
-                <w:color w:val="101814"/>
-                <w:sz w:val="20"/>
-                <w:szCs w:val="20"/>
-              </w:rPr>
-              <w:t xml:space="preserve">Đại diện bộ phận kỹ thuật</w:t>
-            </w:r>
-          </w:p>
-        </w:tc>
-        <w:tc>
-          <w:tcPr>
-            <w:tcW w:type="dxa" w:w="1248"/>
-            <w:tcMar>
-              <w:top w:type="dxa" w:w="90"/>
-              <w:left w:type="dxa" w:w="120"/>
-              <w:bottom w:type="dxa" w:w="90"/>
-              <w:right w:type="dxa" w:w="120"/>
-            </w:tcMar>
-            <w:vAlign w:val="center"/>
-          </w:tcPr>
-          <w:p>
-            <w:pPr>
-              <w:spacing w:after="0" w:line="280"/>
-            </w:pPr>
-            <w:r>
-              <w:rPr>
-                <w:rFonts w:ascii="Be Vietnam Pro" w:cs="Be Vietnam Pro" w:eastAsia="Be Vietnam Pro" w:hAnsi="Be Vietnam Pro"/>
-                <w:sz w:val="21"/>
-                <w:szCs w:val="21"/>
-              </w:rPr>
-              <w:t xml:space="preserve"/>
-            </w:r>
-          </w:p>
-        </w:tc>
-        <w:tc>
-          <w:tcPr>
-            <w:tcW w:type="dxa" w:w="1248"/>
+            <w:tcW w:type="dxa" w:w="1440"/>
+            <w:tcMar>
+              <w:top w:type="dxa" w:w="90"/>
+              <w:left w:type="dxa" w:w="120"/>
+              <w:bottom w:type="dxa" w:w="90"/>
+              <w:right w:type="dxa" w:w="120"/>
+            </w:tcMar>
+            <w:vAlign w:val="center"/>
+          </w:tcPr>
+          <w:p>
+            <w:pPr>
+              <w:spacing w:after="0" w:line="280"/>
+            </w:pPr>
+            <w:r>
+              <w:rPr>
+                <w:rFonts w:ascii="Be Vietnam Pro" w:cs="Be Vietnam Pro" w:eastAsia="Be Vietnam Pro" w:hAnsi="Be Vietnam Pro"/>
+                <w:color w:val="101814"/>
+                <w:sz w:val="20"/>
+                <w:szCs w:val="20"/>
+              </w:rPr>
+              <w:t xml:space="preserve">Bioscope</w:t>
+            </w:r>
+          </w:p>
+        </w:tc>
+        <w:tc>
+          <w:tcPr>
+            <w:tcW w:type="dxa" w:w="5395"/>
+            <w:tcMar>
+              <w:top w:type="dxa" w:w="90"/>
+              <w:left w:type="dxa" w:w="120"/>
+              <w:bottom w:type="dxa" w:w="90"/>
+              <w:right w:type="dxa" w:w="120"/>
+            </w:tcMar>
+            <w:vAlign w:val="center"/>
+          </w:tcPr>
+          <w:p>
+            <w:pPr>
+              <w:spacing w:after="0" w:line="280"/>
+            </w:pPr>
+            <w:r>
+              <w:rPr>
+                <w:rFonts w:ascii="Be Vietnam Pro" w:cs="Be Vietnam Pro" w:eastAsia="Be Vietnam Pro" w:hAnsi="Be Vietnam Pro"/>
+                <w:color w:val="101814"/>
+                <w:sz w:val="20"/>
+                <w:szCs w:val="20"/>
+              </w:rPr>
+              <w:t xml:space="preserve">Đại diện bộ phận kinh doanh</w:t>
+            </w:r>
+          </w:p>
+        </w:tc>
+        <w:tc>
+          <w:tcPr>
+            <w:tcW w:type="dxa" w:w="1080"/>
             <w:tcMar>
               <w:top w:type="dxa" w:w="90"/>
               <w:left w:type="dxa" w:w="120"/>
@@ -20793,33 +20796,59 @@
         </w:trPr>
         <w:tc>
           <w:tcPr>
-            <w:tcW w:type="dxa" w:w="5419"/>
-            <w:tcMar>
-              <w:top w:type="dxa" w:w="90"/>
-              <w:left w:type="dxa" w:w="120"/>
-              <w:bottom w:type="dxa" w:w="90"/>
-              <w:right w:type="dxa" w:w="120"/>
-            </w:tcMar>
-            <w:vAlign w:val="center"/>
-          </w:tcPr>
-          <w:p>
-            <w:pPr>
-              <w:spacing w:after="0" w:line="280"/>
-            </w:pPr>
-            <w:r>
-              <w:rPr>
-                <w:rFonts w:ascii="Be Vietnam Pro" w:cs="Be Vietnam Pro" w:eastAsia="Be Vietnam Pro" w:hAnsi="Be Vietnam Pro"/>
-                <w:color w:val="101814"/>
-                <w:sz w:val="20"/>
-                <w:szCs w:val="20"/>
-              </w:rPr>
-              <w:t xml:space="preserve">Ban giám đốc phê duyệt</w:t>
-            </w:r>
-          </w:p>
-        </w:tc>
-        <w:tc>
-          <w:tcPr>
-            <w:tcW w:type="dxa" w:w="1248"/>
+            <w:tcW w:type="dxa" w:w="1440"/>
+            <w:tcMar>
+              <w:top w:type="dxa" w:w="90"/>
+              <w:left w:type="dxa" w:w="120"/>
+              <w:bottom w:type="dxa" w:w="90"/>
+              <w:right w:type="dxa" w:w="120"/>
+            </w:tcMar>
+            <w:vAlign w:val="center"/>
+          </w:tcPr>
+          <w:p>
+            <w:pPr>
+              <w:spacing w:after="0" w:line="280"/>
+            </w:pPr>
+            <w:r>
+              <w:rPr>
+                <w:rFonts w:ascii="Be Vietnam Pro" w:cs="Be Vietnam Pro" w:eastAsia="Be Vietnam Pro" w:hAnsi="Be Vietnam Pro"/>
+                <w:color w:val="101814"/>
+                <w:sz w:val="20"/>
+                <w:szCs w:val="20"/>
+              </w:rPr>
+              <w:t xml:space="preserve">Bioscope</w:t>
+            </w:r>
+          </w:p>
+        </w:tc>
+        <w:tc>
+          <w:tcPr>
+            <w:tcW w:type="dxa" w:w="5395"/>
+            <w:tcMar>
+              <w:top w:type="dxa" w:w="90"/>
+              <w:left w:type="dxa" w:w="120"/>
+              <w:bottom w:type="dxa" w:w="90"/>
+              <w:right w:type="dxa" w:w="120"/>
+            </w:tcMar>
+            <w:vAlign w:val="center"/>
+          </w:tcPr>
+          <w:p>
+            <w:pPr>
+              <w:spacing w:after="0" w:line="280"/>
+            </w:pPr>
+            <w:r>
+              <w:rPr>
+                <w:rFonts w:ascii="Be Vietnam Pro" w:cs="Be Vietnam Pro" w:eastAsia="Be Vietnam Pro" w:hAnsi="Be Vietnam Pro"/>
+                <w:color w:val="101814"/>
+                <w:sz w:val="20"/>
+                <w:szCs w:val="20"/>
+              </w:rPr>
+              <w:t xml:space="preserve">Đại diện bộ phận kỹ thuật</w:t>
+            </w:r>
+          </w:p>
+        </w:tc>
+        <w:tc>
+          <w:tcPr>
+            <w:tcW w:type="dxa" w:w="1080"/>
             <w:tcMar>
               <w:top w:type="dxa" w:w="90"/>
               <w:left w:type="dxa" w:w="120"/>
@@ -20844,7 +20873,386 @@
         </w:tc>
         <w:tc>
           <w:tcPr>
-            <w:tcW w:type="dxa" w:w="1248"/>
+            <w:tcW w:type="dxa" w:w="860"/>
+            <w:tcMar>
+              <w:top w:type="dxa" w:w="90"/>
+              <w:left w:type="dxa" w:w="120"/>
+              <w:bottom w:type="dxa" w:w="90"/>
+              <w:right w:type="dxa" w:w="120"/>
+            </w:tcMar>
+            <w:vAlign w:val="center"/>
+          </w:tcPr>
+          <w:p>
+            <w:pPr>
+              <w:spacing w:after="0" w:line="280"/>
+            </w:pPr>
+            <w:r>
+              <w:rPr>
+                <w:rFonts w:ascii="Be Vietnam Pro" w:cs="Be Vietnam Pro" w:eastAsia="Be Vietnam Pro" w:hAnsi="Be Vietnam Pro"/>
+                <w:sz w:val="21"/>
+                <w:szCs w:val="21"/>
+              </w:rPr>
+              <w:t xml:space="preserve"/>
+            </w:r>
+          </w:p>
+        </w:tc>
+        <w:tc>
+          <w:tcPr>
+            <w:tcW w:type="dxa" w:w="585"/>
+            <w:tcMar>
+              <w:top w:type="dxa" w:w="90"/>
+              <w:left w:type="dxa" w:w="120"/>
+              <w:bottom w:type="dxa" w:w="90"/>
+              <w:right w:type="dxa" w:w="120"/>
+            </w:tcMar>
+            <w:vAlign w:val="center"/>
+          </w:tcPr>
+          <w:p>
+            <w:pPr>
+              <w:spacing w:after="0" w:line="280"/>
+            </w:pPr>
+            <w:r>
+              <w:rPr>
+                <w:rFonts w:ascii="Be Vietnam Pro" w:cs="Be Vietnam Pro" w:eastAsia="Be Vietnam Pro" w:hAnsi="Be Vietnam Pro"/>
+                <w:sz w:val="21"/>
+                <w:szCs w:val="21"/>
+              </w:rPr>
+              <w:t xml:space="preserve"/>
+            </w:r>
+          </w:p>
+        </w:tc>
+      </w:tr>
+      <w:tr>
+        <w:trPr>
+          <w:tblHeader w:val="false"/>
+        </w:trPr>
+        <w:tc>
+          <w:tcPr>
+            <w:tcW w:type="dxa" w:w="1440"/>
+            <w:tcMar>
+              <w:top w:type="dxa" w:w="90"/>
+              <w:left w:type="dxa" w:w="120"/>
+              <w:bottom w:type="dxa" w:w="90"/>
+              <w:right w:type="dxa" w:w="120"/>
+            </w:tcMar>
+            <w:vAlign w:val="center"/>
+          </w:tcPr>
+          <w:p>
+            <w:pPr>
+              <w:spacing w:after="0" w:line="280"/>
+            </w:pPr>
+            <w:r>
+              <w:rPr>
+                <w:rFonts w:ascii="Be Vietnam Pro" w:cs="Be Vietnam Pro" w:eastAsia="Be Vietnam Pro" w:hAnsi="Be Vietnam Pro"/>
+                <w:b/>
+                <w:bCs/>
+                <w:color w:val="101814"/>
+                <w:sz w:val="20"/>
+                <w:szCs w:val="20"/>
+              </w:rPr>
+              <w:t xml:space="preserve">Bioscope</w:t>
+            </w:r>
+          </w:p>
+        </w:tc>
+        <w:tc>
+          <w:tcPr>
+            <w:tcW w:type="dxa" w:w="5395"/>
+            <w:tcMar>
+              <w:top w:type="dxa" w:w="90"/>
+              <w:left w:type="dxa" w:w="120"/>
+              <w:bottom w:type="dxa" w:w="90"/>
+              <w:right w:type="dxa" w:w="120"/>
+            </w:tcMar>
+            <w:vAlign w:val="center"/>
+          </w:tcPr>
+          <w:p>
+            <w:pPr>
+              <w:spacing w:after="0" w:line="280"/>
+            </w:pPr>
+            <w:r>
+              <w:rPr>
+                <w:rFonts w:ascii="Be Vietnam Pro" w:cs="Be Vietnam Pro" w:eastAsia="Be Vietnam Pro" w:hAnsi="Be Vietnam Pro"/>
+                <w:b/>
+                <w:bCs/>
+                <w:color w:val="101814"/>
+                <w:sz w:val="20"/>
+                <w:szCs w:val="20"/>
+              </w:rPr>
+              <w:t xml:space="preserve">Đại diện nghiệm thu</w:t>
+            </w:r>
+          </w:p>
+        </w:tc>
+        <w:tc>
+          <w:tcPr>
+            <w:tcW w:type="dxa" w:w="1080"/>
+            <w:tcMar>
+              <w:top w:type="dxa" w:w="90"/>
+              <w:left w:type="dxa" w:w="120"/>
+              <w:bottom w:type="dxa" w:w="90"/>
+              <w:right w:type="dxa" w:w="120"/>
+            </w:tcMar>
+            <w:vAlign w:val="center"/>
+          </w:tcPr>
+          <w:p>
+            <w:pPr>
+              <w:spacing w:after="0" w:line="280"/>
+            </w:pPr>
+            <w:r>
+              <w:rPr>
+                <w:rFonts w:ascii="Be Vietnam Pro" w:cs="Be Vietnam Pro" w:eastAsia="Be Vietnam Pro" w:hAnsi="Be Vietnam Pro"/>
+                <w:sz w:val="21"/>
+                <w:szCs w:val="21"/>
+              </w:rPr>
+              <w:t xml:space="preserve"/>
+            </w:r>
+          </w:p>
+        </w:tc>
+        <w:tc>
+          <w:tcPr>
+            <w:tcW w:type="dxa" w:w="860"/>
+            <w:tcMar>
+              <w:top w:type="dxa" w:w="90"/>
+              <w:left w:type="dxa" w:w="120"/>
+              <w:bottom w:type="dxa" w:w="90"/>
+              <w:right w:type="dxa" w:w="120"/>
+            </w:tcMar>
+            <w:vAlign w:val="center"/>
+          </w:tcPr>
+          <w:p>
+            <w:pPr>
+              <w:spacing w:after="0" w:line="280"/>
+            </w:pPr>
+            <w:r>
+              <w:rPr>
+                <w:rFonts w:ascii="Be Vietnam Pro" w:cs="Be Vietnam Pro" w:eastAsia="Be Vietnam Pro" w:hAnsi="Be Vietnam Pro"/>
+                <w:sz w:val="21"/>
+                <w:szCs w:val="21"/>
+              </w:rPr>
+              <w:t xml:space="preserve"/>
+            </w:r>
+          </w:p>
+        </w:tc>
+        <w:tc>
+          <w:tcPr>
+            <w:tcW w:type="dxa" w:w="585"/>
+            <w:tcMar>
+              <w:top w:type="dxa" w:w="90"/>
+              <w:left w:type="dxa" w:w="120"/>
+              <w:bottom w:type="dxa" w:w="90"/>
+              <w:right w:type="dxa" w:w="120"/>
+            </w:tcMar>
+            <w:vAlign w:val="center"/>
+          </w:tcPr>
+          <w:p>
+            <w:pPr>
+              <w:spacing w:after="0" w:line="280"/>
+            </w:pPr>
+            <w:r>
+              <w:rPr>
+                <w:rFonts w:ascii="Be Vietnam Pro" w:cs="Be Vietnam Pro" w:eastAsia="Be Vietnam Pro" w:hAnsi="Be Vietnam Pro"/>
+                <w:sz w:val="21"/>
+                <w:szCs w:val="21"/>
+              </w:rPr>
+              <w:t xml:space="preserve"/>
+            </w:r>
+          </w:p>
+        </w:tc>
+      </w:tr>
+      <w:tr>
+        <w:trPr>
+          <w:tblHeader w:val="false"/>
+        </w:trPr>
+        <w:tc>
+          <w:tcPr>
+            <w:tcW w:type="dxa" w:w="1440"/>
+            <w:tcMar>
+              <w:top w:type="dxa" w:w="90"/>
+              <w:left w:type="dxa" w:w="120"/>
+              <w:bottom w:type="dxa" w:w="90"/>
+              <w:right w:type="dxa" w:w="120"/>
+            </w:tcMar>
+            <w:vAlign w:val="center"/>
+          </w:tcPr>
+          <w:p>
+            <w:pPr>
+              <w:spacing w:after="0" w:line="280"/>
+            </w:pPr>
+            <w:r>
+              <w:rPr>
+                <w:rFonts w:ascii="Be Vietnam Pro" w:cs="Be Vietnam Pro" w:eastAsia="Be Vietnam Pro" w:hAnsi="Be Vietnam Pro"/>
+                <w:b/>
+                <w:bCs/>
+                <w:color w:val="101814"/>
+                <w:sz w:val="20"/>
+                <w:szCs w:val="20"/>
+              </w:rPr>
+              <w:t xml:space="preserve">Bioscope</w:t>
+            </w:r>
+          </w:p>
+        </w:tc>
+        <w:tc>
+          <w:tcPr>
+            <w:tcW w:type="dxa" w:w="5395"/>
+            <w:tcMar>
+              <w:top w:type="dxa" w:w="90"/>
+              <w:left w:type="dxa" w:w="120"/>
+              <w:bottom w:type="dxa" w:w="90"/>
+              <w:right w:type="dxa" w:w="120"/>
+            </w:tcMar>
+            <w:vAlign w:val="center"/>
+          </w:tcPr>
+          <w:p>
+            <w:pPr>
+              <w:spacing w:after="0" w:line="280"/>
+            </w:pPr>
+            <w:r>
+              <w:rPr>
+                <w:rFonts w:ascii="Be Vietnam Pro" w:cs="Be Vietnam Pro" w:eastAsia="Be Vietnam Pro" w:hAnsi="Be Vietnam Pro"/>
+                <w:b/>
+                <w:bCs/>
+                <w:color w:val="101814"/>
+                <w:sz w:val="20"/>
+                <w:szCs w:val="20"/>
+              </w:rPr>
+              <w:t xml:space="preserve">Ban giám đốc xác nhận nghiệm thu</w:t>
+            </w:r>
+          </w:p>
+        </w:tc>
+        <w:tc>
+          <w:tcPr>
+            <w:tcW w:type="dxa" w:w="1080"/>
+            <w:tcMar>
+              <w:top w:type="dxa" w:w="90"/>
+              <w:left w:type="dxa" w:w="120"/>
+              <w:bottom w:type="dxa" w:w="90"/>
+              <w:right w:type="dxa" w:w="120"/>
+            </w:tcMar>
+            <w:vAlign w:val="center"/>
+          </w:tcPr>
+          <w:p>
+            <w:pPr>
+              <w:spacing w:after="0" w:line="280"/>
+            </w:pPr>
+            <w:r>
+              <w:rPr>
+                <w:rFonts w:ascii="Be Vietnam Pro" w:cs="Be Vietnam Pro" w:eastAsia="Be Vietnam Pro" w:hAnsi="Be Vietnam Pro"/>
+                <w:sz w:val="21"/>
+                <w:szCs w:val="21"/>
+              </w:rPr>
+              <w:t xml:space="preserve"/>
+            </w:r>
+          </w:p>
+        </w:tc>
+        <w:tc>
+          <w:tcPr>
+            <w:tcW w:type="dxa" w:w="860"/>
+            <w:tcMar>
+              <w:top w:type="dxa" w:w="90"/>
+              <w:left w:type="dxa" w:w="120"/>
+              <w:bottom w:type="dxa" w:w="90"/>
+              <w:right w:type="dxa" w:w="120"/>
+            </w:tcMar>
+            <w:vAlign w:val="center"/>
+          </w:tcPr>
+          <w:p>
+            <w:pPr>
+              <w:spacing w:after="0" w:line="280"/>
+            </w:pPr>
+            <w:r>
+              <w:rPr>
+                <w:rFonts w:ascii="Be Vietnam Pro" w:cs="Be Vietnam Pro" w:eastAsia="Be Vietnam Pro" w:hAnsi="Be Vietnam Pro"/>
+                <w:sz w:val="21"/>
+                <w:szCs w:val="21"/>
+              </w:rPr>
+              <w:t xml:space="preserve"/>
+            </w:r>
+          </w:p>
+        </w:tc>
+        <w:tc>
+          <w:tcPr>
+            <w:tcW w:type="dxa" w:w="585"/>
+            <w:tcMar>
+              <w:top w:type="dxa" w:w="90"/>
+              <w:left w:type="dxa" w:w="120"/>
+              <w:bottom w:type="dxa" w:w="90"/>
+              <w:right w:type="dxa" w:w="120"/>
+            </w:tcMar>
+            <w:vAlign w:val="center"/>
+          </w:tcPr>
+          <w:p>
+            <w:pPr>
+              <w:spacing w:after="0" w:line="280"/>
+            </w:pPr>
+            <w:r>
+              <w:rPr>
+                <w:rFonts w:ascii="Be Vietnam Pro" w:cs="Be Vietnam Pro" w:eastAsia="Be Vietnam Pro" w:hAnsi="Be Vietnam Pro"/>
+                <w:sz w:val="21"/>
+                <w:szCs w:val="21"/>
+              </w:rPr>
+              <w:t xml:space="preserve"/>
+            </w:r>
+          </w:p>
+        </w:tc>
+      </w:tr>
+      <w:tr>
+        <w:trPr>
+          <w:tblHeader w:val="false"/>
+        </w:trPr>
+        <w:tc>
+          <w:tcPr>
+            <w:tcW w:type="dxa" w:w="1440"/>
+            <w:tcMar>
+              <w:top w:type="dxa" w:w="90"/>
+              <w:left w:type="dxa" w:w="120"/>
+              <w:bottom w:type="dxa" w:w="90"/>
+              <w:right w:type="dxa" w:w="120"/>
+            </w:tcMar>
+            <w:vAlign w:val="center"/>
+          </w:tcPr>
+          <w:p>
+            <w:pPr>
+              <w:spacing w:after="0" w:line="280"/>
+            </w:pPr>
+            <w:r>
+              <w:rPr>
+                <w:rFonts w:ascii="Be Vietnam Pro" w:cs="Be Vietnam Pro" w:eastAsia="Be Vietnam Pro" w:hAnsi="Be Vietnam Pro"/>
+                <w:color w:val="101814"/>
+                <w:sz w:val="20"/>
+                <w:szCs w:val="20"/>
+              </w:rPr>
+              <w:t xml:space="preserve">OPTIMAI</w:t>
+            </w:r>
+          </w:p>
+        </w:tc>
+        <w:tc>
+          <w:tcPr>
+            <w:tcW w:type="dxa" w:w="5395"/>
+            <w:tcMar>
+              <w:top w:type="dxa" w:w="90"/>
+              <w:left w:type="dxa" w:w="120"/>
+              <w:bottom w:type="dxa" w:w="90"/>
+              <w:right w:type="dxa" w:w="120"/>
+            </w:tcMar>
+            <w:vAlign w:val="center"/>
+          </w:tcPr>
+          <w:p>
+            <w:pPr>
+              <w:spacing w:after="0" w:line="280"/>
+            </w:pPr>
+            <w:r>
+              <w:rPr>
+                <w:rFonts w:ascii="Be Vietnam Pro" w:cs="Be Vietnam Pro" w:eastAsia="Be Vietnam Pro" w:hAnsi="Be Vietnam Pro"/>
+                <w:color w:val="101814"/>
+                <w:sz w:val="20"/>
+                <w:szCs w:val="20"/>
+              </w:rPr>
+              <w:t xml:space="preserve">Ban giám đốc bàn giao</w:t>
+            </w:r>
+          </w:p>
+        </w:tc>
+        <w:tc>
+          <w:tcPr>
+            <w:tcW w:type="dxa" w:w="1080"/>
             <w:tcMar>
               <w:top w:type="dxa" w:w="90"/>
               <w:left w:type="dxa" w:w="120"/>

--- a/docs/DA1-website-va-cms/DA1-07-cd4-kiem-thu-va-uat.docx
+++ b/docs/DA1-website-va-cms/DA1-07-cd4-kiem-thu-va-uat.docx
@@ -915,6 +915,159 @@
           <w:docGrid w:linePitch="360"/>
         </w:sectPr>
       </w:pPr>
+    </w:p>
+    <w:p>
+      <w:pPr>
+        <w:spacing w:after="140" w:before="120"/>
+      </w:pPr>
+      <w:r>
+        <w:rPr>
+          <w:rFonts w:ascii="Be Vietnam Pro" w:cs="Be Vietnam Pro" w:eastAsia="Be Vietnam Pro" w:hAnsi="Be Vietnam Pro"/>
+          <w:b/>
+          <w:bCs/>
+          <w:color w:val="036F3D"/>
+          <w:spacing w:val="50"/>
+          <w:sz w:val="21"/>
+          <w:szCs w:val="21"/>
+        </w:rPr>
+        <w:t xml:space="preserve">MỤC LỤC</w:t>
+      </w:r>
+    </w:p>
+    <w:p>
+      <w:pPr>
+        <w:spacing w:after="40" w:line="260"/>
+        <w:ind w:left="220"/>
+      </w:pPr>
+      <w:r>
+        <w:rPr>
+          <w:rFonts w:ascii="Be Vietnam Pro" w:cs="Be Vietnam Pro" w:eastAsia="Be Vietnam Pro" w:hAnsi="Be Vietnam Pro"/>
+          <w:color w:val="4A5551"/>
+          <w:sz w:val="19"/>
+          <w:szCs w:val="19"/>
+        </w:rPr>
+        <w:t xml:space="preserve">1. Chiến lược kiểm thử</w:t>
+      </w:r>
+    </w:p>
+    <w:p>
+      <w:pPr>
+        <w:spacing w:after="40" w:line="260"/>
+        <w:ind w:left="220"/>
+      </w:pPr>
+      <w:r>
+        <w:rPr>
+          <w:rFonts w:ascii="Be Vietnam Pro" w:cs="Be Vietnam Pro" w:eastAsia="Be Vietnam Pro" w:hAnsi="Be Vietnam Pro"/>
+          <w:color w:val="4A5551"/>
+          <w:sz w:val="19"/>
+          <w:szCs w:val="19"/>
+        </w:rPr>
+        <w:t xml:space="preserve">2. Kết quả kiểm tra tĩnh</w:t>
+      </w:r>
+    </w:p>
+    <w:p>
+      <w:pPr>
+        <w:spacing w:after="40" w:line="260"/>
+        <w:ind w:left="220"/>
+      </w:pPr>
+      <w:r>
+        <w:rPr>
+          <w:rFonts w:ascii="Be Vietnam Pro" w:cs="Be Vietnam Pro" w:eastAsia="Be Vietnam Pro" w:hAnsi="Be Vietnam Pro"/>
+          <w:color w:val="4A5551"/>
+          <w:sz w:val="19"/>
+          <w:szCs w:val="19"/>
+        </w:rPr>
+        <w:t xml:space="preserve">3. Bộ ca kiểm thử chức năng</w:t>
+      </w:r>
+    </w:p>
+    <w:p>
+      <w:pPr>
+        <w:spacing w:after="40" w:line="260"/>
+        <w:ind w:left="220"/>
+      </w:pPr>
+      <w:r>
+        <w:rPr>
+          <w:rFonts w:ascii="Be Vietnam Pro" w:cs="Be Vietnam Pro" w:eastAsia="Be Vietnam Pro" w:hAnsi="Be Vietnam Pro"/>
+          <w:color w:val="4A5551"/>
+          <w:sz w:val="19"/>
+          <w:szCs w:val="19"/>
+        </w:rPr>
+        <w:t xml:space="preserve">4. Kiểm thử phi chức năng</w:t>
+      </w:r>
+    </w:p>
+    <w:p>
+      <w:pPr>
+        <w:spacing w:after="40" w:line="260"/>
+        <w:ind w:left="220"/>
+      </w:pPr>
+      <w:r>
+        <w:rPr>
+          <w:rFonts w:ascii="Be Vietnam Pro" w:cs="Be Vietnam Pro" w:eastAsia="Be Vietnam Pro" w:hAnsi="Be Vietnam Pro"/>
+          <w:color w:val="4A5551"/>
+          <w:sz w:val="19"/>
+          <w:szCs w:val="19"/>
+        </w:rPr>
+        <w:t xml:space="preserve">5. Kiểm chứng đã thực hiện: hệ thống bình luận</w:t>
+      </w:r>
+    </w:p>
+    <w:p>
+      <w:pPr>
+        <w:spacing w:after="40" w:line="260"/>
+        <w:ind w:left="220"/>
+      </w:pPr>
+      <w:r>
+        <w:rPr>
+          <w:rFonts w:ascii="Be Vietnam Pro" w:cs="Be Vietnam Pro" w:eastAsia="Be Vietnam Pro" w:hAnsi="Be Vietnam Pro"/>
+          <w:color w:val="4A5551"/>
+          <w:sz w:val="19"/>
+          <w:szCs w:val="19"/>
+        </w:rPr>
+        <w:t xml:space="preserve">6. Nhật ký lỗi phát hiện qua kiểm thử</w:t>
+      </w:r>
+    </w:p>
+    <w:p>
+      <w:pPr>
+        <w:spacing w:after="40" w:line="260"/>
+        <w:ind w:left="220"/>
+      </w:pPr>
+      <w:r>
+        <w:rPr>
+          <w:rFonts w:ascii="Be Vietnam Pro" w:cs="Be Vietnam Pro" w:eastAsia="Be Vietnam Pro" w:hAnsi="Be Vietnam Pro"/>
+          <w:color w:val="4A5551"/>
+          <w:sz w:val="19"/>
+          <w:szCs w:val="19"/>
+        </w:rPr>
+        <w:t xml:space="preserve">7. Một lần chẩn đoán sai — ghi lại để rút kinh nghiệm</w:t>
+      </w:r>
+    </w:p>
+    <w:p>
+      <w:pPr>
+        <w:spacing w:after="40" w:line="260"/>
+        <w:ind w:left="220"/>
+      </w:pPr>
+      <w:r>
+        <w:rPr>
+          <w:rFonts w:ascii="Be Vietnam Pro" w:cs="Be Vietnam Pro" w:eastAsia="Be Vietnam Pro" w:hAnsi="Be Vietnam Pro"/>
+          <w:color w:val="4A5551"/>
+          <w:sz w:val="19"/>
+          <w:szCs w:val="19"/>
+        </w:rPr>
+        <w:t xml:space="preserve">8. Biên bản nghiệm thu</w:t>
+      </w:r>
+    </w:p>
+    <w:p>
+      <w:pPr>
+        <w:pBdr>
+          <w:bottom w:val="single" w:color="CFE3D8" w:sz="4" w:space="4"/>
+        </w:pBdr>
+        <w:spacing w:after="260" w:before="160"/>
+      </w:pPr>
+      <w:r>
+        <w:rPr>
+          <w:rFonts w:ascii="Be Vietnam Pro" w:cs="Be Vietnam Pro" w:eastAsia="Be Vietnam Pro" w:hAnsi="Be Vietnam Pro"/>
+          <w:sz w:val="2"/>
+          <w:szCs w:val="2"/>
+        </w:rPr>
+        <w:t xml:space="preserve"/>
+      </w:r>
     </w:p>
     <w:p>
       <w:pPr>
@@ -2207,6 +2360,22 @@
         <w:t xml:space="preserve">3.1 Quản trị nội dung</w:t>
       </w:r>
     </w:p>
+    <w:p>
+      <w:pPr>
+        <w:spacing w:after="130" w:line="300"/>
+      </w:pPr>
+      <w:r>
+        <w:rPr>
+          <w:rFonts w:ascii="Be Vietnam Pro" w:cs="Be Vietnam Pro" w:eastAsia="Be Vietnam Pro" w:hAnsi="Be Vietnam Pro"/>
+          <w:i/>
+          <w:iCs/>
+          <w:color w:val="101814"/>
+          <w:sz w:val="21"/>
+          <w:szCs w:val="21"/>
+        </w:rPr>
+        <w:t xml:space="preserve">Kiểm chứng: `YC-01` `YC-02` `YC-03` `YC-04` `YC-05` `YC-06` `YC-07` `YC-08` `YC-09` `YC-10`</w:t>
+      </w:r>
+    </w:p>
     <w:tbl>
       <w:tblPr>
         <w:tblW w:type="dxa" w:w="9360"/>
@@ -5452,6 +5621,22 @@
         <w:t xml:space="preserve">3.3 Cổng thông tin công khai</w:t>
       </w:r>
     </w:p>
+    <w:p>
+      <w:pPr>
+        <w:spacing w:after="130" w:line="300"/>
+      </w:pPr>
+      <w:r>
+        <w:rPr>
+          <w:rFonts w:ascii="Be Vietnam Pro" w:cs="Be Vietnam Pro" w:eastAsia="Be Vietnam Pro" w:hAnsi="Be Vietnam Pro"/>
+          <w:i/>
+          <w:iCs/>
+          <w:color w:val="101814"/>
+          <w:sz w:val="21"/>
+          <w:szCs w:val="21"/>
+        </w:rPr>
+        <w:t xml:space="preserve">Kiểm chứng: `YC-15` `YC-16` `YC-17` `YC-18` `YC-19` `YC-20` `YC-21` `YC-22`</w:t>
+      </w:r>
+    </w:p>
     <w:tbl>
       <w:tblPr>
         <w:tblW w:type="dxa" w:w="9360"/>
@@ -7263,6 +7448,22 @@
           <w:szCs w:val="24"/>
         </w:rPr>
         <w:t xml:space="preserve">3.4 Cổng khách hàng</w:t>
+      </w:r>
+    </w:p>
+    <w:p>
+      <w:pPr>
+        <w:spacing w:after="130" w:line="300"/>
+      </w:pPr>
+      <w:r>
+        <w:rPr>
+          <w:rFonts w:ascii="Be Vietnam Pro" w:cs="Be Vietnam Pro" w:eastAsia="Be Vietnam Pro" w:hAnsi="Be Vietnam Pro"/>
+          <w:i/>
+          <w:iCs/>
+          <w:color w:val="101814"/>
+          <w:sz w:val="21"/>
+          <w:szCs w:val="21"/>
+        </w:rPr>
+        <w:t xml:space="preserve">Kiểm chứng: `YC-23` `YC-24` `YC-25` `YC-26` `YC-27` `YC-28` `YC-29`</w:t>
       </w:r>
     </w:p>
     <w:tbl>
@@ -9384,6 +9585,22 @@
         <w:t xml:space="preserve">3.5 Giao diện lập trình</w:t>
       </w:r>
     </w:p>
+    <w:p>
+      <w:pPr>
+        <w:spacing w:after="130" w:line="300"/>
+      </w:pPr>
+      <w:r>
+        <w:rPr>
+          <w:rFonts w:ascii="Be Vietnam Pro" w:cs="Be Vietnam Pro" w:eastAsia="Be Vietnam Pro" w:hAnsi="Be Vietnam Pro"/>
+          <w:i/>
+          <w:iCs/>
+          <w:color w:val="101814"/>
+          <w:sz w:val="21"/>
+          <w:szCs w:val="21"/>
+        </w:rPr>
+        <w:t xml:space="preserve">Kiểm chứng: `YC-30` `YC-31` `YC-32` `YC-33` `YC-34`</w:t>
+      </w:r>
+    </w:p>
     <w:tbl>
       <w:tblPr>
         <w:tblW w:type="dxa" w:w="9360"/>
@@ -11250,6 +11467,22 @@
           <w:szCs w:val="24"/>
         </w:rPr>
         <w:t xml:space="preserve">3.6 Phân quyền</w:t>
+      </w:r>
+    </w:p>
+    <w:p>
+      <w:pPr>
+        <w:spacing w:after="130" w:line="300"/>
+      </w:pPr>
+      <w:r>
+        <w:rPr>
+          <w:rFonts w:ascii="Be Vietnam Pro" w:cs="Be Vietnam Pro" w:eastAsia="Be Vietnam Pro" w:hAnsi="Be Vietnam Pro"/>
+          <w:i/>
+          <w:iCs/>
+          <w:color w:val="101814"/>
+          <w:sz w:val="21"/>
+          <w:szCs w:val="21"/>
+        </w:rPr>
+        <w:t xml:space="preserve">Kiểm chứng: `YC-39` `YC-40` `YC-41` `YC-42` `YC-43` `YC-44`</w:t>
       </w:r>
     </w:p>
     <w:tbl>
@@ -12362,6 +12595,22 @@
           <w:szCs w:val="28"/>
         </w:rPr>
         <w:t xml:space="preserve">4. Kiểm thử phi chức năng</w:t>
+      </w:r>
+    </w:p>
+    <w:p>
+      <w:pPr>
+        <w:spacing w:after="130" w:line="300"/>
+      </w:pPr>
+      <w:r>
+        <w:rPr>
+          <w:rFonts w:ascii="Be Vietnam Pro" w:cs="Be Vietnam Pro" w:eastAsia="Be Vietnam Pro" w:hAnsi="Be Vietnam Pro"/>
+          <w:i/>
+          <w:iCs/>
+          <w:color w:val="101814"/>
+          <w:sz w:val="21"/>
+          <w:szCs w:val="21"/>
+        </w:rPr>
+        <w:t xml:space="preserve">Kiểm chứng: `YC-35` `YC-36` `YC-37` · `PC-01`–`PC-13`</w:t>
       </w:r>
     </w:p>
     <w:tbl>
@@ -14316,6 +14565,22 @@
         <w:t xml:space="preserve">5.1 Kết quả</w:t>
       </w:r>
     </w:p>
+    <w:p>
+      <w:pPr>
+        <w:spacing w:after="130" w:line="300"/>
+      </w:pPr>
+      <w:r>
+        <w:rPr>
+          <w:rFonts w:ascii="Be Vietnam Pro" w:cs="Be Vietnam Pro" w:eastAsia="Be Vietnam Pro" w:hAnsi="Be Vietnam Pro"/>
+          <w:i/>
+          <w:iCs/>
+          <w:color w:val="101814"/>
+          <w:sz w:val="21"/>
+          <w:szCs w:val="21"/>
+        </w:rPr>
+        <w:t xml:space="preserve">Kiểm chứng: `YC-38`</w:t>
+      </w:r>
+    </w:p>
     <w:tbl>
       <w:tblPr>
         <w:tblW w:type="dxa" w:w="9360"/>
@@ -14330,10 +14595,10 @@
         <w:tblLayout w:type="fixed"/>
       </w:tblPr>
       <w:tblGrid>
-        <w:gridCol w:w="860"/>
-        <w:gridCol w:w="3228"/>
-        <w:gridCol w:w="2098"/>
-        <w:gridCol w:w="3174"/>
+        <w:gridCol w:w="1000"/>
+        <w:gridCol w:w="3146"/>
+        <w:gridCol w:w="2045"/>
+        <w:gridCol w:w="3169"/>
       </w:tblGrid>
       <w:tr>
         <w:trPr>
@@ -14341,7 +14606,7 @@
         </w:trPr>
         <w:tc>
           <w:tcPr>
-            <w:tcW w:type="dxa" w:w="860"/>
+            <w:tcW w:type="dxa" w:w="1000"/>
             <w:shd w:fill="EEF6F1" w:color="auto" w:val="clear"/>
             <w:tcMar>
               <w:top w:type="dxa" w:w="90"/>
@@ -14364,13 +14629,13 @@
                 <w:sz w:val="20"/>
                 <w:szCs w:val="20"/>
               </w:rPr>
-              <w:t xml:space="preserve">#</w:t>
-            </w:r>
-          </w:p>
-        </w:tc>
-        <w:tc>
-          <w:tcPr>
-            <w:tcW w:type="dxa" w:w="3228"/>
+              <w:t xml:space="preserve">Mã ca</w:t>
+            </w:r>
+          </w:p>
+        </w:tc>
+        <w:tc>
+          <w:tcPr>
+            <w:tcW w:type="dxa" w:w="3146"/>
             <w:shd w:fill="EEF6F1" w:color="auto" w:val="clear"/>
             <w:tcMar>
               <w:top w:type="dxa" w:w="90"/>
@@ -14399,7 +14664,7 @@
         </w:tc>
         <w:tc>
           <w:tcPr>
-            <w:tcW w:type="dxa" w:w="2098"/>
+            <w:tcW w:type="dxa" w:w="2045"/>
             <w:shd w:fill="EEF6F1" w:color="auto" w:val="clear"/>
             <w:tcMar>
               <w:top w:type="dxa" w:w="90"/>
@@ -14428,7 +14693,7 @@
         </w:tc>
         <w:tc>
           <w:tcPr>
-            <w:tcW w:type="dxa" w:w="3174"/>
+            <w:tcW w:type="dxa" w:w="3169"/>
             <w:shd w:fill="EEF6F1" w:color="auto" w:val="clear"/>
             <w:tcMar>
               <w:top w:type="dxa" w:w="90"/>
@@ -14462,33 +14727,35 @@
         </w:trPr>
         <w:tc>
           <w:tcPr>
-            <w:tcW w:type="dxa" w:w="860"/>
-            <w:tcMar>
-              <w:top w:type="dxa" w:w="90"/>
-              <w:left w:type="dxa" w:w="120"/>
-              <w:bottom w:type="dxa" w:w="90"/>
-              <w:right w:type="dxa" w:w="120"/>
-            </w:tcMar>
-            <w:vAlign w:val="center"/>
-          </w:tcPr>
-          <w:p>
-            <w:pPr>
-              <w:spacing w:after="0" w:line="280"/>
-            </w:pPr>
-            <w:r>
-              <w:rPr>
-                <w:rFonts w:ascii="Be Vietnam Pro" w:cs="Be Vietnam Pro" w:eastAsia="Be Vietnam Pro" w:hAnsi="Be Vietnam Pro"/>
-                <w:color w:val="101814"/>
-                <w:sz w:val="20"/>
-                <w:szCs w:val="20"/>
-              </w:rPr>
-              <w:t xml:space="preserve">1</w:t>
-            </w:r>
-          </w:p>
-        </w:tc>
-        <w:tc>
-          <w:tcPr>
-            <w:tcW w:type="dxa" w:w="3228"/>
+            <w:tcW w:type="dxa" w:w="1000"/>
+            <w:tcMar>
+              <w:top w:type="dxa" w:w="90"/>
+              <w:left w:type="dxa" w:w="120"/>
+              <w:bottom w:type="dxa" w:w="90"/>
+              <w:right w:type="dxa" w:w="120"/>
+            </w:tcMar>
+            <w:vAlign w:val="center"/>
+          </w:tcPr>
+          <w:p>
+            <w:pPr>
+              <w:spacing w:after="0" w:line="280"/>
+            </w:pPr>
+            <w:r>
+              <w:rPr>
+                <w:rFonts w:ascii="Be Vietnam Pro" w:cs="Be Vietnam Pro" w:eastAsia="Be Vietnam Pro" w:hAnsi="Be Vietnam Pro"/>
+                <w:b/>
+                <w:bCs/>
+                <w:color w:val="101814"/>
+                <w:sz w:val="20"/>
+                <w:szCs w:val="20"/>
+              </w:rPr>
+              <w:t xml:space="preserve">TC-63</w:t>
+            </w:r>
+          </w:p>
+        </w:tc>
+        <w:tc>
+          <w:tcPr>
+            <w:tcW w:type="dxa" w:w="3146"/>
             <w:tcMar>
               <w:top w:type="dxa" w:w="90"/>
               <w:left w:type="dxa" w:w="120"/>
@@ -14514,7 +14781,7 @@
         </w:tc>
         <w:tc>
           <w:tcPr>
-            <w:tcW w:type="dxa" w:w="2098"/>
+            <w:tcW w:type="dxa" w:w="2045"/>
             <w:tcMar>
               <w:top w:type="dxa" w:w="90"/>
               <w:left w:type="dxa" w:w="120"/>
@@ -14540,7 +14807,7 @@
         </w:tc>
         <w:tc>
           <w:tcPr>
-            <w:tcW w:type="dxa" w:w="3174"/>
+            <w:tcW w:type="dxa" w:w="3169"/>
             <w:tcMar>
               <w:top w:type="dxa" w:w="90"/>
               <w:left w:type="dxa" w:w="120"/>
@@ -14581,28 +14848,19 @@
         </w:trPr>
         <w:tc>
           <w:tcPr>
-            <w:tcW w:type="dxa" w:w="860"/>
-            <w:tcMar>
-              <w:top w:type="dxa" w:w="90"/>
-              <w:left w:type="dxa" w:w="120"/>
-              <w:bottom w:type="dxa" w:w="90"/>
-              <w:right w:type="dxa" w:w="120"/>
-            </w:tcMar>
-            <w:vAlign w:val="center"/>
-          </w:tcPr>
-          <w:p>
-            <w:pPr>
-              <w:spacing w:after="0" w:line="280"/>
-            </w:pPr>
-            <w:r>
-              <w:rPr>
-                <w:rFonts w:ascii="Be Vietnam Pro" w:cs="Be Vietnam Pro" w:eastAsia="Be Vietnam Pro" w:hAnsi="Be Vietnam Pro"/>
-                <w:color w:val="101814"/>
-                <w:sz w:val="20"/>
-                <w:szCs w:val="20"/>
-              </w:rPr>
-              <w:t xml:space="preserve">2 </w:t>
-            </w:r>
+            <w:tcW w:type="dxa" w:w="1000"/>
+            <w:tcMar>
+              <w:top w:type="dxa" w:w="90"/>
+              <w:left w:type="dxa" w:w="120"/>
+              <w:bottom w:type="dxa" w:w="90"/>
+              <w:right w:type="dxa" w:w="120"/>
+            </w:tcMar>
+            <w:vAlign w:val="center"/>
+          </w:tcPr>
+          <w:p>
+            <w:pPr>
+              <w:spacing w:after="0" w:line="280"/>
+            </w:pPr>
             <w:r>
               <w:rPr>
                 <w:rFonts w:ascii="Be Vietnam Pro" w:cs="Be Vietnam Pro" w:eastAsia="Be Vietnam Pro" w:hAnsi="Be Vietnam Pro"/>
@@ -14612,13 +14870,33 @@
                 <w:sz w:val="20"/>
                 <w:szCs w:val="20"/>
               </w:rPr>
+              <w:t xml:space="preserve">TC-64</w:t>
+            </w:r>
+            <w:r>
+              <w:rPr>
+                <w:rFonts w:ascii="Be Vietnam Pro" w:cs="Be Vietnam Pro" w:eastAsia="Be Vietnam Pro" w:hAnsi="Be Vietnam Pro"/>
+                <w:color w:val="101814"/>
+                <w:sz w:val="20"/>
+                <w:szCs w:val="20"/>
+              </w:rPr>
+              <w:t xml:space="preserve"> </w:t>
+            </w:r>
+            <w:r>
+              <w:rPr>
+                <w:rFonts w:ascii="Be Vietnam Pro" w:cs="Be Vietnam Pro" w:eastAsia="Be Vietnam Pro" w:hAnsi="Be Vietnam Pro"/>
+                <w:b/>
+                <w:bCs/>
+                <w:color w:val="101814"/>
+                <w:sz w:val="20"/>
+                <w:szCs w:val="20"/>
+              </w:rPr>
               <w:t xml:space="preserve">(âm)</w:t>
             </w:r>
           </w:p>
         </w:tc>
         <w:tc>
           <w:tcPr>
-            <w:tcW w:type="dxa" w:w="3228"/>
+            <w:tcW w:type="dxa" w:w="3146"/>
             <w:tcMar>
               <w:top w:type="dxa" w:w="90"/>
               <w:left w:type="dxa" w:w="120"/>
@@ -14644,7 +14922,7 @@
         </w:tc>
         <w:tc>
           <w:tcPr>
-            <w:tcW w:type="dxa" w:w="2098"/>
+            <w:tcW w:type="dxa" w:w="2045"/>
             <w:tcMar>
               <w:top w:type="dxa" w:w="90"/>
               <w:left w:type="dxa" w:w="120"/>
@@ -14670,7 +14948,7 @@
         </w:tc>
         <w:tc>
           <w:tcPr>
-            <w:tcW w:type="dxa" w:w="3174"/>
+            <w:tcW w:type="dxa" w:w="3169"/>
             <w:tcMar>
               <w:top w:type="dxa" w:w="90"/>
               <w:left w:type="dxa" w:w="120"/>
@@ -14701,28 +14979,19 @@
         </w:trPr>
         <w:tc>
           <w:tcPr>
-            <w:tcW w:type="dxa" w:w="860"/>
-            <w:tcMar>
-              <w:top w:type="dxa" w:w="90"/>
-              <w:left w:type="dxa" w:w="120"/>
-              <w:bottom w:type="dxa" w:w="90"/>
-              <w:right w:type="dxa" w:w="120"/>
-            </w:tcMar>
-            <w:vAlign w:val="center"/>
-          </w:tcPr>
-          <w:p>
-            <w:pPr>
-              <w:spacing w:after="0" w:line="280"/>
-            </w:pPr>
-            <w:r>
-              <w:rPr>
-                <w:rFonts w:ascii="Be Vietnam Pro" w:cs="Be Vietnam Pro" w:eastAsia="Be Vietnam Pro" w:hAnsi="Be Vietnam Pro"/>
-                <w:color w:val="101814"/>
-                <w:sz w:val="20"/>
-                <w:szCs w:val="20"/>
-              </w:rPr>
-              <w:t xml:space="preserve">3 </w:t>
-            </w:r>
+            <w:tcW w:type="dxa" w:w="1000"/>
+            <w:tcMar>
+              <w:top w:type="dxa" w:w="90"/>
+              <w:left w:type="dxa" w:w="120"/>
+              <w:bottom w:type="dxa" w:w="90"/>
+              <w:right w:type="dxa" w:w="120"/>
+            </w:tcMar>
+            <w:vAlign w:val="center"/>
+          </w:tcPr>
+          <w:p>
+            <w:pPr>
+              <w:spacing w:after="0" w:line="280"/>
+            </w:pPr>
             <w:r>
               <w:rPr>
                 <w:rFonts w:ascii="Be Vietnam Pro" w:cs="Be Vietnam Pro" w:eastAsia="Be Vietnam Pro" w:hAnsi="Be Vietnam Pro"/>
@@ -14732,13 +15001,33 @@
                 <w:sz w:val="20"/>
                 <w:szCs w:val="20"/>
               </w:rPr>
+              <w:t xml:space="preserve">TC-65</w:t>
+            </w:r>
+            <w:r>
+              <w:rPr>
+                <w:rFonts w:ascii="Be Vietnam Pro" w:cs="Be Vietnam Pro" w:eastAsia="Be Vietnam Pro" w:hAnsi="Be Vietnam Pro"/>
+                <w:color w:val="101814"/>
+                <w:sz w:val="20"/>
+                <w:szCs w:val="20"/>
+              </w:rPr>
+              <w:t xml:space="preserve"> </w:t>
+            </w:r>
+            <w:r>
+              <w:rPr>
+                <w:rFonts w:ascii="Be Vietnam Pro" w:cs="Be Vietnam Pro" w:eastAsia="Be Vietnam Pro" w:hAnsi="Be Vietnam Pro"/>
+                <w:b/>
+                <w:bCs/>
+                <w:color w:val="101814"/>
+                <w:sz w:val="20"/>
+                <w:szCs w:val="20"/>
+              </w:rPr>
               <w:t xml:space="preserve">(âm)</w:t>
             </w:r>
           </w:p>
         </w:tc>
         <w:tc>
           <w:tcPr>
-            <w:tcW w:type="dxa" w:w="3228"/>
+            <w:tcW w:type="dxa" w:w="3146"/>
             <w:tcMar>
               <w:top w:type="dxa" w:w="90"/>
               <w:left w:type="dxa" w:w="120"/>
@@ -14764,7 +15053,7 @@
         </w:tc>
         <w:tc>
           <w:tcPr>
-            <w:tcW w:type="dxa" w:w="2098"/>
+            <w:tcW w:type="dxa" w:w="2045"/>
             <w:tcMar>
               <w:top w:type="dxa" w:w="90"/>
               <w:left w:type="dxa" w:w="120"/>
@@ -14790,7 +15079,7 @@
         </w:tc>
         <w:tc>
           <w:tcPr>
-            <w:tcW w:type="dxa" w:w="3174"/>
+            <w:tcW w:type="dxa" w:w="3169"/>
             <w:tcMar>
               <w:top w:type="dxa" w:w="90"/>
               <w:left w:type="dxa" w:w="120"/>
@@ -14821,28 +15110,19 @@
         </w:trPr>
         <w:tc>
           <w:tcPr>
-            <w:tcW w:type="dxa" w:w="860"/>
-            <w:tcMar>
-              <w:top w:type="dxa" w:w="90"/>
-              <w:left w:type="dxa" w:w="120"/>
-              <w:bottom w:type="dxa" w:w="90"/>
-              <w:right w:type="dxa" w:w="120"/>
-            </w:tcMar>
-            <w:vAlign w:val="center"/>
-          </w:tcPr>
-          <w:p>
-            <w:pPr>
-              <w:spacing w:after="0" w:line="280"/>
-            </w:pPr>
-            <w:r>
-              <w:rPr>
-                <w:rFonts w:ascii="Be Vietnam Pro" w:cs="Be Vietnam Pro" w:eastAsia="Be Vietnam Pro" w:hAnsi="Be Vietnam Pro"/>
-                <w:color w:val="101814"/>
-                <w:sz w:val="20"/>
-                <w:szCs w:val="20"/>
-              </w:rPr>
-              <w:t xml:space="preserve">4 </w:t>
-            </w:r>
+            <w:tcW w:type="dxa" w:w="1000"/>
+            <w:tcMar>
+              <w:top w:type="dxa" w:w="90"/>
+              <w:left w:type="dxa" w:w="120"/>
+              <w:bottom w:type="dxa" w:w="90"/>
+              <w:right w:type="dxa" w:w="120"/>
+            </w:tcMar>
+            <w:vAlign w:val="center"/>
+          </w:tcPr>
+          <w:p>
+            <w:pPr>
+              <w:spacing w:after="0" w:line="280"/>
+            </w:pPr>
             <w:r>
               <w:rPr>
                 <w:rFonts w:ascii="Be Vietnam Pro" w:cs="Be Vietnam Pro" w:eastAsia="Be Vietnam Pro" w:hAnsi="Be Vietnam Pro"/>
@@ -14852,13 +15132,33 @@
                 <w:sz w:val="20"/>
                 <w:szCs w:val="20"/>
               </w:rPr>
+              <w:t xml:space="preserve">TC-66</w:t>
+            </w:r>
+            <w:r>
+              <w:rPr>
+                <w:rFonts w:ascii="Be Vietnam Pro" w:cs="Be Vietnam Pro" w:eastAsia="Be Vietnam Pro" w:hAnsi="Be Vietnam Pro"/>
+                <w:color w:val="101814"/>
+                <w:sz w:val="20"/>
+                <w:szCs w:val="20"/>
+              </w:rPr>
+              <w:t xml:space="preserve"> </w:t>
+            </w:r>
+            <w:r>
+              <w:rPr>
+                <w:rFonts w:ascii="Be Vietnam Pro" w:cs="Be Vietnam Pro" w:eastAsia="Be Vietnam Pro" w:hAnsi="Be Vietnam Pro"/>
+                <w:b/>
+                <w:bCs/>
+                <w:color w:val="101814"/>
+                <w:sz w:val="20"/>
+                <w:szCs w:val="20"/>
+              </w:rPr>
               <w:t xml:space="preserve">(âm)</w:t>
             </w:r>
           </w:p>
         </w:tc>
         <w:tc>
           <w:tcPr>
-            <w:tcW w:type="dxa" w:w="3228"/>
+            <w:tcW w:type="dxa" w:w="3146"/>
             <w:tcMar>
               <w:top w:type="dxa" w:w="90"/>
               <w:left w:type="dxa" w:w="120"/>
@@ -14894,7 +15194,7 @@
         </w:tc>
         <w:tc>
           <w:tcPr>
-            <w:tcW w:type="dxa" w:w="2098"/>
+            <w:tcW w:type="dxa" w:w="2045"/>
             <w:tcMar>
               <w:top w:type="dxa" w:w="90"/>
               <w:left w:type="dxa" w:w="120"/>
@@ -14920,7 +15220,7 @@
         </w:tc>
         <w:tc>
           <w:tcPr>
-            <w:tcW w:type="dxa" w:w="3174"/>
+            <w:tcW w:type="dxa" w:w="3169"/>
             <w:tcMar>
               <w:top w:type="dxa" w:w="90"/>
               <w:left w:type="dxa" w:w="120"/>
@@ -14962,28 +15262,19 @@
         </w:trPr>
         <w:tc>
           <w:tcPr>
-            <w:tcW w:type="dxa" w:w="860"/>
-            <w:tcMar>
-              <w:top w:type="dxa" w:w="90"/>
-              <w:left w:type="dxa" w:w="120"/>
-              <w:bottom w:type="dxa" w:w="90"/>
-              <w:right w:type="dxa" w:w="120"/>
-            </w:tcMar>
-            <w:vAlign w:val="center"/>
-          </w:tcPr>
-          <w:p>
-            <w:pPr>
-              <w:spacing w:after="0" w:line="280"/>
-            </w:pPr>
-            <w:r>
-              <w:rPr>
-                <w:rFonts w:ascii="Be Vietnam Pro" w:cs="Be Vietnam Pro" w:eastAsia="Be Vietnam Pro" w:hAnsi="Be Vietnam Pro"/>
-                <w:color w:val="101814"/>
-                <w:sz w:val="20"/>
-                <w:szCs w:val="20"/>
-              </w:rPr>
-              <w:t xml:space="preserve">5 </w:t>
-            </w:r>
+            <w:tcW w:type="dxa" w:w="1000"/>
+            <w:tcMar>
+              <w:top w:type="dxa" w:w="90"/>
+              <w:left w:type="dxa" w:w="120"/>
+              <w:bottom w:type="dxa" w:w="90"/>
+              <w:right w:type="dxa" w:w="120"/>
+            </w:tcMar>
+            <w:vAlign w:val="center"/>
+          </w:tcPr>
+          <w:p>
+            <w:pPr>
+              <w:spacing w:after="0" w:line="280"/>
+            </w:pPr>
             <w:r>
               <w:rPr>
                 <w:rFonts w:ascii="Be Vietnam Pro" w:cs="Be Vietnam Pro" w:eastAsia="Be Vietnam Pro" w:hAnsi="Be Vietnam Pro"/>
@@ -14993,13 +15284,33 @@
                 <w:sz w:val="20"/>
                 <w:szCs w:val="20"/>
               </w:rPr>
+              <w:t xml:space="preserve">TC-67</w:t>
+            </w:r>
+            <w:r>
+              <w:rPr>
+                <w:rFonts w:ascii="Be Vietnam Pro" w:cs="Be Vietnam Pro" w:eastAsia="Be Vietnam Pro" w:hAnsi="Be Vietnam Pro"/>
+                <w:color w:val="101814"/>
+                <w:sz w:val="20"/>
+                <w:szCs w:val="20"/>
+              </w:rPr>
+              <w:t xml:space="preserve"> </w:t>
+            </w:r>
+            <w:r>
+              <w:rPr>
+                <w:rFonts w:ascii="Be Vietnam Pro" w:cs="Be Vietnam Pro" w:eastAsia="Be Vietnam Pro" w:hAnsi="Be Vietnam Pro"/>
+                <w:b/>
+                <w:bCs/>
+                <w:color w:val="101814"/>
+                <w:sz w:val="20"/>
+                <w:szCs w:val="20"/>
+              </w:rPr>
               <w:t xml:space="preserve">(âm)</w:t>
             </w:r>
           </w:p>
         </w:tc>
         <w:tc>
           <w:tcPr>
-            <w:tcW w:type="dxa" w:w="3228"/>
+            <w:tcW w:type="dxa" w:w="3146"/>
             <w:tcMar>
               <w:top w:type="dxa" w:w="90"/>
               <w:left w:type="dxa" w:w="120"/>
@@ -15025,7 +15336,7 @@
         </w:tc>
         <w:tc>
           <w:tcPr>
-            <w:tcW w:type="dxa" w:w="2098"/>
+            <w:tcW w:type="dxa" w:w="2045"/>
             <w:tcMar>
               <w:top w:type="dxa" w:w="90"/>
               <w:left w:type="dxa" w:w="120"/>
@@ -15051,7 +15362,7 @@
         </w:tc>
         <w:tc>
           <w:tcPr>
-            <w:tcW w:type="dxa" w:w="3174"/>
+            <w:tcW w:type="dxa" w:w="3169"/>
             <w:tcMar>
               <w:top w:type="dxa" w:w="90"/>
               <w:left w:type="dxa" w:w="120"/>
@@ -15092,33 +15403,35 @@
         </w:trPr>
         <w:tc>
           <w:tcPr>
-            <w:tcW w:type="dxa" w:w="860"/>
-            <w:tcMar>
-              <w:top w:type="dxa" w:w="90"/>
-              <w:left w:type="dxa" w:w="120"/>
-              <w:bottom w:type="dxa" w:w="90"/>
-              <w:right w:type="dxa" w:w="120"/>
-            </w:tcMar>
-            <w:vAlign w:val="center"/>
-          </w:tcPr>
-          <w:p>
-            <w:pPr>
-              <w:spacing w:after="0" w:line="280"/>
-            </w:pPr>
-            <w:r>
-              <w:rPr>
-                <w:rFonts w:ascii="Be Vietnam Pro" w:cs="Be Vietnam Pro" w:eastAsia="Be Vietnam Pro" w:hAnsi="Be Vietnam Pro"/>
-                <w:color w:val="101814"/>
-                <w:sz w:val="20"/>
-                <w:szCs w:val="20"/>
-              </w:rPr>
-              <w:t xml:space="preserve">6</w:t>
-            </w:r>
-          </w:p>
-        </w:tc>
-        <w:tc>
-          <w:tcPr>
-            <w:tcW w:type="dxa" w:w="3228"/>
+            <w:tcW w:type="dxa" w:w="1000"/>
+            <w:tcMar>
+              <w:top w:type="dxa" w:w="90"/>
+              <w:left w:type="dxa" w:w="120"/>
+              <w:bottom w:type="dxa" w:w="90"/>
+              <w:right w:type="dxa" w:w="120"/>
+            </w:tcMar>
+            <w:vAlign w:val="center"/>
+          </w:tcPr>
+          <w:p>
+            <w:pPr>
+              <w:spacing w:after="0" w:line="280"/>
+            </w:pPr>
+            <w:r>
+              <w:rPr>
+                <w:rFonts w:ascii="Be Vietnam Pro" w:cs="Be Vietnam Pro" w:eastAsia="Be Vietnam Pro" w:hAnsi="Be Vietnam Pro"/>
+                <w:b/>
+                <w:bCs/>
+                <w:color w:val="101814"/>
+                <w:sz w:val="20"/>
+                <w:szCs w:val="20"/>
+              </w:rPr>
+              <w:t xml:space="preserve">TC-68</w:t>
+            </w:r>
+          </w:p>
+        </w:tc>
+        <w:tc>
+          <w:tcPr>
+            <w:tcW w:type="dxa" w:w="3146"/>
             <w:tcMar>
               <w:top w:type="dxa" w:w="90"/>
               <w:left w:type="dxa" w:w="120"/>
@@ -15144,7 +15457,7 @@
         </w:tc>
         <w:tc>
           <w:tcPr>
-            <w:tcW w:type="dxa" w:w="2098"/>
+            <w:tcW w:type="dxa" w:w="2045"/>
             <w:tcMar>
               <w:top w:type="dxa" w:w="90"/>
               <w:left w:type="dxa" w:w="120"/>
@@ -15170,7 +15483,7 @@
         </w:tc>
         <w:tc>
           <w:tcPr>
-            <w:tcW w:type="dxa" w:w="3174"/>
+            <w:tcW w:type="dxa" w:w="3169"/>
             <w:tcMar>
               <w:top w:type="dxa" w:w="90"/>
               <w:left w:type="dxa" w:w="120"/>
@@ -15201,28 +15514,19 @@
         </w:trPr>
         <w:tc>
           <w:tcPr>
-            <w:tcW w:type="dxa" w:w="860"/>
-            <w:tcMar>
-              <w:top w:type="dxa" w:w="90"/>
-              <w:left w:type="dxa" w:w="120"/>
-              <w:bottom w:type="dxa" w:w="90"/>
-              <w:right w:type="dxa" w:w="120"/>
-            </w:tcMar>
-            <w:vAlign w:val="center"/>
-          </w:tcPr>
-          <w:p>
-            <w:pPr>
-              <w:spacing w:after="0" w:line="280"/>
-            </w:pPr>
-            <w:r>
-              <w:rPr>
-                <w:rFonts w:ascii="Be Vietnam Pro" w:cs="Be Vietnam Pro" w:eastAsia="Be Vietnam Pro" w:hAnsi="Be Vietnam Pro"/>
-                <w:color w:val="101814"/>
-                <w:sz w:val="20"/>
-                <w:szCs w:val="20"/>
-              </w:rPr>
-              <w:t xml:space="preserve">7 </w:t>
-            </w:r>
+            <w:tcW w:type="dxa" w:w="1000"/>
+            <w:tcMar>
+              <w:top w:type="dxa" w:w="90"/>
+              <w:left w:type="dxa" w:w="120"/>
+              <w:bottom w:type="dxa" w:w="90"/>
+              <w:right w:type="dxa" w:w="120"/>
+            </w:tcMar>
+            <w:vAlign w:val="center"/>
+          </w:tcPr>
+          <w:p>
+            <w:pPr>
+              <w:spacing w:after="0" w:line="280"/>
+            </w:pPr>
             <w:r>
               <w:rPr>
                 <w:rFonts w:ascii="Be Vietnam Pro" w:cs="Be Vietnam Pro" w:eastAsia="Be Vietnam Pro" w:hAnsi="Be Vietnam Pro"/>
@@ -15232,13 +15536,33 @@
                 <w:sz w:val="20"/>
                 <w:szCs w:val="20"/>
               </w:rPr>
+              <w:t xml:space="preserve">TC-69</w:t>
+            </w:r>
+            <w:r>
+              <w:rPr>
+                <w:rFonts w:ascii="Be Vietnam Pro" w:cs="Be Vietnam Pro" w:eastAsia="Be Vietnam Pro" w:hAnsi="Be Vietnam Pro"/>
+                <w:color w:val="101814"/>
+                <w:sz w:val="20"/>
+                <w:szCs w:val="20"/>
+              </w:rPr>
+              <w:t xml:space="preserve"> </w:t>
+            </w:r>
+            <w:r>
+              <w:rPr>
+                <w:rFonts w:ascii="Be Vietnam Pro" w:cs="Be Vietnam Pro" w:eastAsia="Be Vietnam Pro" w:hAnsi="Be Vietnam Pro"/>
+                <w:b/>
+                <w:bCs/>
+                <w:color w:val="101814"/>
+                <w:sz w:val="20"/>
+                <w:szCs w:val="20"/>
+              </w:rPr>
               <w:t xml:space="preserve">(âm)</w:t>
             </w:r>
           </w:p>
         </w:tc>
         <w:tc>
           <w:tcPr>
-            <w:tcW w:type="dxa" w:w="3228"/>
+            <w:tcW w:type="dxa" w:w="3146"/>
             <w:tcMar>
               <w:top w:type="dxa" w:w="90"/>
               <w:left w:type="dxa" w:w="120"/>
@@ -15264,7 +15588,7 @@
         </w:tc>
         <w:tc>
           <w:tcPr>
-            <w:tcW w:type="dxa" w:w="2098"/>
+            <w:tcW w:type="dxa" w:w="2045"/>
             <w:tcMar>
               <w:top w:type="dxa" w:w="90"/>
               <w:left w:type="dxa" w:w="120"/>
@@ -15290,7 +15614,7 @@
         </w:tc>
         <w:tc>
           <w:tcPr>
-            <w:tcW w:type="dxa" w:w="3174"/>
+            <w:tcW w:type="dxa" w:w="3169"/>
             <w:tcMar>
               <w:top w:type="dxa" w:w="90"/>
               <w:left w:type="dxa" w:w="120"/>
@@ -15332,28 +15656,19 @@
         </w:trPr>
         <w:tc>
           <w:tcPr>
-            <w:tcW w:type="dxa" w:w="860"/>
-            <w:tcMar>
-              <w:top w:type="dxa" w:w="90"/>
-              <w:left w:type="dxa" w:w="120"/>
-              <w:bottom w:type="dxa" w:w="90"/>
-              <w:right w:type="dxa" w:w="120"/>
-            </w:tcMar>
-            <w:vAlign w:val="center"/>
-          </w:tcPr>
-          <w:p>
-            <w:pPr>
-              <w:spacing w:after="0" w:line="280"/>
-            </w:pPr>
-            <w:r>
-              <w:rPr>
-                <w:rFonts w:ascii="Be Vietnam Pro" w:cs="Be Vietnam Pro" w:eastAsia="Be Vietnam Pro" w:hAnsi="Be Vietnam Pro"/>
-                <w:color w:val="101814"/>
-                <w:sz w:val="20"/>
-                <w:szCs w:val="20"/>
-              </w:rPr>
-              <w:t xml:space="preserve">8 </w:t>
-            </w:r>
+            <w:tcW w:type="dxa" w:w="1000"/>
+            <w:tcMar>
+              <w:top w:type="dxa" w:w="90"/>
+              <w:left w:type="dxa" w:w="120"/>
+              <w:bottom w:type="dxa" w:w="90"/>
+              <w:right w:type="dxa" w:w="120"/>
+            </w:tcMar>
+            <w:vAlign w:val="center"/>
+          </w:tcPr>
+          <w:p>
+            <w:pPr>
+              <w:spacing w:after="0" w:line="280"/>
+            </w:pPr>
             <w:r>
               <w:rPr>
                 <w:rFonts w:ascii="Be Vietnam Pro" w:cs="Be Vietnam Pro" w:eastAsia="Be Vietnam Pro" w:hAnsi="Be Vietnam Pro"/>
@@ -15363,13 +15678,33 @@
                 <w:sz w:val="20"/>
                 <w:szCs w:val="20"/>
               </w:rPr>
+              <w:t xml:space="preserve">TC-70</w:t>
+            </w:r>
+            <w:r>
+              <w:rPr>
+                <w:rFonts w:ascii="Be Vietnam Pro" w:cs="Be Vietnam Pro" w:eastAsia="Be Vietnam Pro" w:hAnsi="Be Vietnam Pro"/>
+                <w:color w:val="101814"/>
+                <w:sz w:val="20"/>
+                <w:szCs w:val="20"/>
+              </w:rPr>
+              <w:t xml:space="preserve"> </w:t>
+            </w:r>
+            <w:r>
+              <w:rPr>
+                <w:rFonts w:ascii="Be Vietnam Pro" w:cs="Be Vietnam Pro" w:eastAsia="Be Vietnam Pro" w:hAnsi="Be Vietnam Pro"/>
+                <w:b/>
+                <w:bCs/>
+                <w:color w:val="101814"/>
+                <w:sz w:val="20"/>
+                <w:szCs w:val="20"/>
+              </w:rPr>
               <w:t xml:space="preserve">(âm)</w:t>
             </w:r>
           </w:p>
         </w:tc>
         <w:tc>
           <w:tcPr>
-            <w:tcW w:type="dxa" w:w="3228"/>
+            <w:tcW w:type="dxa" w:w="3146"/>
             <w:tcMar>
               <w:top w:type="dxa" w:w="90"/>
               <w:left w:type="dxa" w:w="120"/>
@@ -15395,7 +15730,7 @@
         </w:tc>
         <w:tc>
           <w:tcPr>
-            <w:tcW w:type="dxa" w:w="2098"/>
+            <w:tcW w:type="dxa" w:w="2045"/>
             <w:tcMar>
               <w:top w:type="dxa" w:w="90"/>
               <w:left w:type="dxa" w:w="120"/>
@@ -15421,7 +15756,7 @@
         </w:tc>
         <w:tc>
           <w:tcPr>
-            <w:tcW w:type="dxa" w:w="3174"/>
+            <w:tcW w:type="dxa" w:w="3169"/>
             <w:tcMar>
               <w:top w:type="dxa" w:w="90"/>
               <w:left w:type="dxa" w:w="120"/>
@@ -15463,28 +15798,19 @@
         </w:trPr>
         <w:tc>
           <w:tcPr>
-            <w:tcW w:type="dxa" w:w="860"/>
-            <w:tcMar>
-              <w:top w:type="dxa" w:w="90"/>
-              <w:left w:type="dxa" w:w="120"/>
-              <w:bottom w:type="dxa" w:w="90"/>
-              <w:right w:type="dxa" w:w="120"/>
-            </w:tcMar>
-            <w:vAlign w:val="center"/>
-          </w:tcPr>
-          <w:p>
-            <w:pPr>
-              <w:spacing w:after="0" w:line="280"/>
-            </w:pPr>
-            <w:r>
-              <w:rPr>
-                <w:rFonts w:ascii="Be Vietnam Pro" w:cs="Be Vietnam Pro" w:eastAsia="Be Vietnam Pro" w:hAnsi="Be Vietnam Pro"/>
-                <w:color w:val="101814"/>
-                <w:sz w:val="20"/>
-                <w:szCs w:val="20"/>
-              </w:rPr>
-              <w:t xml:space="preserve">9 </w:t>
-            </w:r>
+            <w:tcW w:type="dxa" w:w="1000"/>
+            <w:tcMar>
+              <w:top w:type="dxa" w:w="90"/>
+              <w:left w:type="dxa" w:w="120"/>
+              <w:bottom w:type="dxa" w:w="90"/>
+              <w:right w:type="dxa" w:w="120"/>
+            </w:tcMar>
+            <w:vAlign w:val="center"/>
+          </w:tcPr>
+          <w:p>
+            <w:pPr>
+              <w:spacing w:after="0" w:line="280"/>
+            </w:pPr>
             <w:r>
               <w:rPr>
                 <w:rFonts w:ascii="Be Vietnam Pro" w:cs="Be Vietnam Pro" w:eastAsia="Be Vietnam Pro" w:hAnsi="Be Vietnam Pro"/>
@@ -15494,13 +15820,33 @@
                 <w:sz w:val="20"/>
                 <w:szCs w:val="20"/>
               </w:rPr>
+              <w:t xml:space="preserve">TC-71</w:t>
+            </w:r>
+            <w:r>
+              <w:rPr>
+                <w:rFonts w:ascii="Be Vietnam Pro" w:cs="Be Vietnam Pro" w:eastAsia="Be Vietnam Pro" w:hAnsi="Be Vietnam Pro"/>
+                <w:color w:val="101814"/>
+                <w:sz w:val="20"/>
+                <w:szCs w:val="20"/>
+              </w:rPr>
+              <w:t xml:space="preserve"> </w:t>
+            </w:r>
+            <w:r>
+              <w:rPr>
+                <w:rFonts w:ascii="Be Vietnam Pro" w:cs="Be Vietnam Pro" w:eastAsia="Be Vietnam Pro" w:hAnsi="Be Vietnam Pro"/>
+                <w:b/>
+                <w:bCs/>
+                <w:color w:val="101814"/>
+                <w:sz w:val="20"/>
+                <w:szCs w:val="20"/>
+              </w:rPr>
               <w:t xml:space="preserve">(âm)</w:t>
             </w:r>
           </w:p>
         </w:tc>
         <w:tc>
           <w:tcPr>
-            <w:tcW w:type="dxa" w:w="3228"/>
+            <w:tcW w:type="dxa" w:w="3146"/>
             <w:tcMar>
               <w:top w:type="dxa" w:w="90"/>
               <w:left w:type="dxa" w:w="120"/>
@@ -15526,7 +15872,7 @@
         </w:tc>
         <w:tc>
           <w:tcPr>
-            <w:tcW w:type="dxa" w:w="2098"/>
+            <w:tcW w:type="dxa" w:w="2045"/>
             <w:tcMar>
               <w:top w:type="dxa" w:w="90"/>
               <w:left w:type="dxa" w:w="120"/>
@@ -15552,7 +15898,7 @@
         </w:tc>
         <w:tc>
           <w:tcPr>
-            <w:tcW w:type="dxa" w:w="3174"/>
+            <w:tcW w:type="dxa" w:w="3169"/>
             <w:tcMar>
               <w:top w:type="dxa" w:w="90"/>
               <w:left w:type="dxa" w:w="120"/>
@@ -15594,33 +15940,35 @@
         </w:trPr>
         <w:tc>
           <w:tcPr>
-            <w:tcW w:type="dxa" w:w="860"/>
-            <w:tcMar>
-              <w:top w:type="dxa" w:w="90"/>
-              <w:left w:type="dxa" w:w="120"/>
-              <w:bottom w:type="dxa" w:w="90"/>
-              <w:right w:type="dxa" w:w="120"/>
-            </w:tcMar>
-            <w:vAlign w:val="center"/>
-          </w:tcPr>
-          <w:p>
-            <w:pPr>
-              <w:spacing w:after="0" w:line="280"/>
-            </w:pPr>
-            <w:r>
-              <w:rPr>
-                <w:rFonts w:ascii="Be Vietnam Pro" w:cs="Be Vietnam Pro" w:eastAsia="Be Vietnam Pro" w:hAnsi="Be Vietnam Pro"/>
-                <w:color w:val="101814"/>
-                <w:sz w:val="20"/>
-                <w:szCs w:val="20"/>
-              </w:rPr>
-              <w:t xml:space="preserve">10</w:t>
-            </w:r>
-          </w:p>
-        </w:tc>
-        <w:tc>
-          <w:tcPr>
-            <w:tcW w:type="dxa" w:w="3228"/>
+            <w:tcW w:type="dxa" w:w="1000"/>
+            <w:tcMar>
+              <w:top w:type="dxa" w:w="90"/>
+              <w:left w:type="dxa" w:w="120"/>
+              <w:bottom w:type="dxa" w:w="90"/>
+              <w:right w:type="dxa" w:w="120"/>
+            </w:tcMar>
+            <w:vAlign w:val="center"/>
+          </w:tcPr>
+          <w:p>
+            <w:pPr>
+              <w:spacing w:after="0" w:line="280"/>
+            </w:pPr>
+            <w:r>
+              <w:rPr>
+                <w:rFonts w:ascii="Be Vietnam Pro" w:cs="Be Vietnam Pro" w:eastAsia="Be Vietnam Pro" w:hAnsi="Be Vietnam Pro"/>
+                <w:b/>
+                <w:bCs/>
+                <w:color w:val="101814"/>
+                <w:sz w:val="20"/>
+                <w:szCs w:val="20"/>
+              </w:rPr>
+              <w:t xml:space="preserve">TC-72</w:t>
+            </w:r>
+          </w:p>
+        </w:tc>
+        <w:tc>
+          <w:tcPr>
+            <w:tcW w:type="dxa" w:w="3146"/>
             <w:tcMar>
               <w:top w:type="dxa" w:w="90"/>
               <w:left w:type="dxa" w:w="120"/>
@@ -15646,7 +15994,7 @@
         </w:tc>
         <w:tc>
           <w:tcPr>
-            <w:tcW w:type="dxa" w:w="2098"/>
+            <w:tcW w:type="dxa" w:w="2045"/>
             <w:tcMar>
               <w:top w:type="dxa" w:w="90"/>
               <w:left w:type="dxa" w:w="120"/>
@@ -15672,7 +16020,7 @@
         </w:tc>
         <w:tc>
           <w:tcPr>
-            <w:tcW w:type="dxa" w:w="3174"/>
+            <w:tcW w:type="dxa" w:w="3169"/>
             <w:tcMar>
               <w:top w:type="dxa" w:w="90"/>
               <w:left w:type="dxa" w:w="120"/>
@@ -15723,28 +16071,19 @@
         </w:trPr>
         <w:tc>
           <w:tcPr>
-            <w:tcW w:type="dxa" w:w="860"/>
-            <w:tcMar>
-              <w:top w:type="dxa" w:w="90"/>
-              <w:left w:type="dxa" w:w="120"/>
-              <w:bottom w:type="dxa" w:w="90"/>
-              <w:right w:type="dxa" w:w="120"/>
-            </w:tcMar>
-            <w:vAlign w:val="center"/>
-          </w:tcPr>
-          <w:p>
-            <w:pPr>
-              <w:spacing w:after="0" w:line="280"/>
-            </w:pPr>
-            <w:r>
-              <w:rPr>
-                <w:rFonts w:ascii="Be Vietnam Pro" w:cs="Be Vietnam Pro" w:eastAsia="Be Vietnam Pro" w:hAnsi="Be Vietnam Pro"/>
-                <w:color w:val="101814"/>
-                <w:sz w:val="20"/>
-                <w:szCs w:val="20"/>
-              </w:rPr>
-              <w:t xml:space="preserve">11 </w:t>
-            </w:r>
+            <w:tcW w:type="dxa" w:w="1000"/>
+            <w:tcMar>
+              <w:top w:type="dxa" w:w="90"/>
+              <w:left w:type="dxa" w:w="120"/>
+              <w:bottom w:type="dxa" w:w="90"/>
+              <w:right w:type="dxa" w:w="120"/>
+            </w:tcMar>
+            <w:vAlign w:val="center"/>
+          </w:tcPr>
+          <w:p>
+            <w:pPr>
+              <w:spacing w:after="0" w:line="280"/>
+            </w:pPr>
             <w:r>
               <w:rPr>
                 <w:rFonts w:ascii="Be Vietnam Pro" w:cs="Be Vietnam Pro" w:eastAsia="Be Vietnam Pro" w:hAnsi="Be Vietnam Pro"/>
@@ -15754,13 +16093,33 @@
                 <w:sz w:val="20"/>
                 <w:szCs w:val="20"/>
               </w:rPr>
+              <w:t xml:space="preserve">TC-73</w:t>
+            </w:r>
+            <w:r>
+              <w:rPr>
+                <w:rFonts w:ascii="Be Vietnam Pro" w:cs="Be Vietnam Pro" w:eastAsia="Be Vietnam Pro" w:hAnsi="Be Vietnam Pro"/>
+                <w:color w:val="101814"/>
+                <w:sz w:val="20"/>
+                <w:szCs w:val="20"/>
+              </w:rPr>
+              <w:t xml:space="preserve"> </w:t>
+            </w:r>
+            <w:r>
+              <w:rPr>
+                <w:rFonts w:ascii="Be Vietnam Pro" w:cs="Be Vietnam Pro" w:eastAsia="Be Vietnam Pro" w:hAnsi="Be Vietnam Pro"/>
+                <w:b/>
+                <w:bCs/>
+                <w:color w:val="101814"/>
+                <w:sz w:val="20"/>
+                <w:szCs w:val="20"/>
+              </w:rPr>
               <w:t xml:space="preserve">(âm)</w:t>
             </w:r>
           </w:p>
         </w:tc>
         <w:tc>
           <w:tcPr>
-            <w:tcW w:type="dxa" w:w="3228"/>
+            <w:tcW w:type="dxa" w:w="3146"/>
             <w:tcMar>
               <w:top w:type="dxa" w:w="90"/>
               <w:left w:type="dxa" w:w="120"/>
@@ -15786,7 +16145,7 @@
         </w:tc>
         <w:tc>
           <w:tcPr>
-            <w:tcW w:type="dxa" w:w="2098"/>
+            <w:tcW w:type="dxa" w:w="2045"/>
             <w:tcMar>
               <w:top w:type="dxa" w:w="90"/>
               <w:left w:type="dxa" w:w="120"/>
@@ -15812,7 +16171,7 @@
         </w:tc>
         <w:tc>
           <w:tcPr>
-            <w:tcW w:type="dxa" w:w="3174"/>
+            <w:tcW w:type="dxa" w:w="3169"/>
             <w:tcMar>
               <w:top w:type="dxa" w:w="90"/>
               <w:left w:type="dxa" w:w="120"/>
@@ -15843,33 +16202,35 @@
         </w:trPr>
         <w:tc>
           <w:tcPr>
-            <w:tcW w:type="dxa" w:w="860"/>
-            <w:tcMar>
-              <w:top w:type="dxa" w:w="90"/>
-              <w:left w:type="dxa" w:w="120"/>
-              <w:bottom w:type="dxa" w:w="90"/>
-              <w:right w:type="dxa" w:w="120"/>
-            </w:tcMar>
-            <w:vAlign w:val="center"/>
-          </w:tcPr>
-          <w:p>
-            <w:pPr>
-              <w:spacing w:after="0" w:line="280"/>
-            </w:pPr>
-            <w:r>
-              <w:rPr>
-                <w:rFonts w:ascii="Be Vietnam Pro" w:cs="Be Vietnam Pro" w:eastAsia="Be Vietnam Pro" w:hAnsi="Be Vietnam Pro"/>
-                <w:color w:val="101814"/>
-                <w:sz w:val="20"/>
-                <w:szCs w:val="20"/>
-              </w:rPr>
-              <w:t xml:space="preserve">12</w:t>
-            </w:r>
-          </w:p>
-        </w:tc>
-        <w:tc>
-          <w:tcPr>
-            <w:tcW w:type="dxa" w:w="3228"/>
+            <w:tcW w:type="dxa" w:w="1000"/>
+            <w:tcMar>
+              <w:top w:type="dxa" w:w="90"/>
+              <w:left w:type="dxa" w:w="120"/>
+              <w:bottom w:type="dxa" w:w="90"/>
+              <w:right w:type="dxa" w:w="120"/>
+            </w:tcMar>
+            <w:vAlign w:val="center"/>
+          </w:tcPr>
+          <w:p>
+            <w:pPr>
+              <w:spacing w:after="0" w:line="280"/>
+            </w:pPr>
+            <w:r>
+              <w:rPr>
+                <w:rFonts w:ascii="Be Vietnam Pro" w:cs="Be Vietnam Pro" w:eastAsia="Be Vietnam Pro" w:hAnsi="Be Vietnam Pro"/>
+                <w:b/>
+                <w:bCs/>
+                <w:color w:val="101814"/>
+                <w:sz w:val="20"/>
+                <w:szCs w:val="20"/>
+              </w:rPr>
+              <w:t xml:space="preserve">TC-74</w:t>
+            </w:r>
+          </w:p>
+        </w:tc>
+        <w:tc>
+          <w:tcPr>
+            <w:tcW w:type="dxa" w:w="3146"/>
             <w:tcMar>
               <w:top w:type="dxa" w:w="90"/>
               <w:left w:type="dxa" w:w="120"/>
@@ -15895,7 +16256,7 @@
         </w:tc>
         <w:tc>
           <w:tcPr>
-            <w:tcW w:type="dxa" w:w="2098"/>
+            <w:tcW w:type="dxa" w:w="2045"/>
             <w:tcMar>
               <w:top w:type="dxa" w:w="90"/>
               <w:left w:type="dxa" w:w="120"/>
@@ -15921,7 +16282,7 @@
         </w:tc>
         <w:tc>
           <w:tcPr>
-            <w:tcW w:type="dxa" w:w="3174"/>
+            <w:tcW w:type="dxa" w:w="3169"/>
             <w:tcMar>
               <w:top w:type="dxa" w:w="90"/>
               <w:left w:type="dxa" w:w="120"/>
@@ -15962,33 +16323,35 @@
         </w:trPr>
         <w:tc>
           <w:tcPr>
-            <w:tcW w:type="dxa" w:w="860"/>
-            <w:tcMar>
-              <w:top w:type="dxa" w:w="90"/>
-              <w:left w:type="dxa" w:w="120"/>
-              <w:bottom w:type="dxa" w:w="90"/>
-              <w:right w:type="dxa" w:w="120"/>
-            </w:tcMar>
-            <w:vAlign w:val="center"/>
-          </w:tcPr>
-          <w:p>
-            <w:pPr>
-              <w:spacing w:after="0" w:line="280"/>
-            </w:pPr>
-            <w:r>
-              <w:rPr>
-                <w:rFonts w:ascii="Be Vietnam Pro" w:cs="Be Vietnam Pro" w:eastAsia="Be Vietnam Pro" w:hAnsi="Be Vietnam Pro"/>
-                <w:color w:val="101814"/>
-                <w:sz w:val="20"/>
-                <w:szCs w:val="20"/>
-              </w:rPr>
-              <w:t xml:space="preserve">13</w:t>
-            </w:r>
-          </w:p>
-        </w:tc>
-        <w:tc>
-          <w:tcPr>
-            <w:tcW w:type="dxa" w:w="3228"/>
+            <w:tcW w:type="dxa" w:w="1000"/>
+            <w:tcMar>
+              <w:top w:type="dxa" w:w="90"/>
+              <w:left w:type="dxa" w:w="120"/>
+              <w:bottom w:type="dxa" w:w="90"/>
+              <w:right w:type="dxa" w:w="120"/>
+            </w:tcMar>
+            <w:vAlign w:val="center"/>
+          </w:tcPr>
+          <w:p>
+            <w:pPr>
+              <w:spacing w:after="0" w:line="280"/>
+            </w:pPr>
+            <w:r>
+              <w:rPr>
+                <w:rFonts w:ascii="Be Vietnam Pro" w:cs="Be Vietnam Pro" w:eastAsia="Be Vietnam Pro" w:hAnsi="Be Vietnam Pro"/>
+                <w:b/>
+                <w:bCs/>
+                <w:color w:val="101814"/>
+                <w:sz w:val="20"/>
+                <w:szCs w:val="20"/>
+              </w:rPr>
+              <w:t xml:space="preserve">TC-75</w:t>
+            </w:r>
+          </w:p>
+        </w:tc>
+        <w:tc>
+          <w:tcPr>
+            <w:tcW w:type="dxa" w:w="3146"/>
             <w:tcMar>
               <w:top w:type="dxa" w:w="90"/>
               <w:left w:type="dxa" w:w="120"/>
@@ -16014,7 +16377,7 @@
         </w:tc>
         <w:tc>
           <w:tcPr>
-            <w:tcW w:type="dxa" w:w="2098"/>
+            <w:tcW w:type="dxa" w:w="2045"/>
             <w:tcMar>
               <w:top w:type="dxa" w:w="90"/>
               <w:left w:type="dxa" w:w="120"/>
@@ -16040,7 +16403,7 @@
         </w:tc>
         <w:tc>
           <w:tcPr>
-            <w:tcW w:type="dxa" w:w="3174"/>
+            <w:tcW w:type="dxa" w:w="3169"/>
             <w:tcMar>
               <w:top w:type="dxa" w:w="90"/>
               <w:left w:type="dxa" w:w="120"/>
@@ -16071,28 +16434,19 @@
         </w:trPr>
         <w:tc>
           <w:tcPr>
-            <w:tcW w:type="dxa" w:w="860"/>
-            <w:tcMar>
-              <w:top w:type="dxa" w:w="90"/>
-              <w:left w:type="dxa" w:w="120"/>
-              <w:bottom w:type="dxa" w:w="90"/>
-              <w:right w:type="dxa" w:w="120"/>
-            </w:tcMar>
-            <w:vAlign w:val="center"/>
-          </w:tcPr>
-          <w:p>
-            <w:pPr>
-              <w:spacing w:after="0" w:line="280"/>
-            </w:pPr>
-            <w:r>
-              <w:rPr>
-                <w:rFonts w:ascii="Be Vietnam Pro" w:cs="Be Vietnam Pro" w:eastAsia="Be Vietnam Pro" w:hAnsi="Be Vietnam Pro"/>
-                <w:color w:val="101814"/>
-                <w:sz w:val="20"/>
-                <w:szCs w:val="20"/>
-              </w:rPr>
-              <w:t xml:space="preserve">14 </w:t>
-            </w:r>
+            <w:tcW w:type="dxa" w:w="1000"/>
+            <w:tcMar>
+              <w:top w:type="dxa" w:w="90"/>
+              <w:left w:type="dxa" w:w="120"/>
+              <w:bottom w:type="dxa" w:w="90"/>
+              <w:right w:type="dxa" w:w="120"/>
+            </w:tcMar>
+            <w:vAlign w:val="center"/>
+          </w:tcPr>
+          <w:p>
+            <w:pPr>
+              <w:spacing w:after="0" w:line="280"/>
+            </w:pPr>
             <w:r>
               <w:rPr>
                 <w:rFonts w:ascii="Be Vietnam Pro" w:cs="Be Vietnam Pro" w:eastAsia="Be Vietnam Pro" w:hAnsi="Be Vietnam Pro"/>
@@ -16102,13 +16456,33 @@
                 <w:sz w:val="20"/>
                 <w:szCs w:val="20"/>
               </w:rPr>
+              <w:t xml:space="preserve">TC-76</w:t>
+            </w:r>
+            <w:r>
+              <w:rPr>
+                <w:rFonts w:ascii="Be Vietnam Pro" w:cs="Be Vietnam Pro" w:eastAsia="Be Vietnam Pro" w:hAnsi="Be Vietnam Pro"/>
+                <w:color w:val="101814"/>
+                <w:sz w:val="20"/>
+                <w:szCs w:val="20"/>
+              </w:rPr>
+              <w:t xml:space="preserve"> </w:t>
+            </w:r>
+            <w:r>
+              <w:rPr>
+                <w:rFonts w:ascii="Be Vietnam Pro" w:cs="Be Vietnam Pro" w:eastAsia="Be Vietnam Pro" w:hAnsi="Be Vietnam Pro"/>
+                <w:b/>
+                <w:bCs/>
+                <w:color w:val="101814"/>
+                <w:sz w:val="20"/>
+                <w:szCs w:val="20"/>
+              </w:rPr>
               <w:t xml:space="preserve">(âm)</w:t>
             </w:r>
           </w:p>
         </w:tc>
         <w:tc>
           <w:tcPr>
-            <w:tcW w:type="dxa" w:w="3228"/>
+            <w:tcW w:type="dxa" w:w="3146"/>
             <w:tcMar>
               <w:top w:type="dxa" w:w="90"/>
               <w:left w:type="dxa" w:w="120"/>
@@ -16134,7 +16508,7 @@
         </w:tc>
         <w:tc>
           <w:tcPr>
-            <w:tcW w:type="dxa" w:w="2098"/>
+            <w:tcW w:type="dxa" w:w="2045"/>
             <w:tcMar>
               <w:top w:type="dxa" w:w="90"/>
               <w:left w:type="dxa" w:w="120"/>
@@ -16160,7 +16534,7 @@
         </w:tc>
         <w:tc>
           <w:tcPr>
-            <w:tcW w:type="dxa" w:w="3174"/>
+            <w:tcW w:type="dxa" w:w="3169"/>
             <w:tcMar>
               <w:top w:type="dxa" w:w="90"/>
               <w:left w:type="dxa" w:w="120"/>
@@ -16202,33 +16576,35 @@
         </w:trPr>
         <w:tc>
           <w:tcPr>
-            <w:tcW w:type="dxa" w:w="860"/>
-            <w:tcMar>
-              <w:top w:type="dxa" w:w="90"/>
-              <w:left w:type="dxa" w:w="120"/>
-              <w:bottom w:type="dxa" w:w="90"/>
-              <w:right w:type="dxa" w:w="120"/>
-            </w:tcMar>
-            <w:vAlign w:val="center"/>
-          </w:tcPr>
-          <w:p>
-            <w:pPr>
-              <w:spacing w:after="0" w:line="280"/>
-            </w:pPr>
-            <w:r>
-              <w:rPr>
-                <w:rFonts w:ascii="Be Vietnam Pro" w:cs="Be Vietnam Pro" w:eastAsia="Be Vietnam Pro" w:hAnsi="Be Vietnam Pro"/>
-                <w:color w:val="101814"/>
-                <w:sz w:val="20"/>
-                <w:szCs w:val="20"/>
-              </w:rPr>
-              <w:t xml:space="preserve">15</w:t>
-            </w:r>
-          </w:p>
-        </w:tc>
-        <w:tc>
-          <w:tcPr>
-            <w:tcW w:type="dxa" w:w="3228"/>
+            <w:tcW w:type="dxa" w:w="1000"/>
+            <w:tcMar>
+              <w:top w:type="dxa" w:w="90"/>
+              <w:left w:type="dxa" w:w="120"/>
+              <w:bottom w:type="dxa" w:w="90"/>
+              <w:right w:type="dxa" w:w="120"/>
+            </w:tcMar>
+            <w:vAlign w:val="center"/>
+          </w:tcPr>
+          <w:p>
+            <w:pPr>
+              <w:spacing w:after="0" w:line="280"/>
+            </w:pPr>
+            <w:r>
+              <w:rPr>
+                <w:rFonts w:ascii="Be Vietnam Pro" w:cs="Be Vietnam Pro" w:eastAsia="Be Vietnam Pro" w:hAnsi="Be Vietnam Pro"/>
+                <w:b/>
+                <w:bCs/>
+                <w:color w:val="101814"/>
+                <w:sz w:val="20"/>
+                <w:szCs w:val="20"/>
+              </w:rPr>
+              <w:t xml:space="preserve">TC-77</w:t>
+            </w:r>
+          </w:p>
+        </w:tc>
+        <w:tc>
+          <w:tcPr>
+            <w:tcW w:type="dxa" w:w="3146"/>
             <w:tcMar>
               <w:top w:type="dxa" w:w="90"/>
               <w:left w:type="dxa" w:w="120"/>
@@ -16254,7 +16630,7 @@
         </w:tc>
         <w:tc>
           <w:tcPr>
-            <w:tcW w:type="dxa" w:w="2098"/>
+            <w:tcW w:type="dxa" w:w="2045"/>
             <w:tcMar>
               <w:top w:type="dxa" w:w="90"/>
               <w:left w:type="dxa" w:w="120"/>
@@ -16280,7 +16656,7 @@
         </w:tc>
         <w:tc>
           <w:tcPr>
-            <w:tcW w:type="dxa" w:w="3174"/>
+            <w:tcW w:type="dxa" w:w="3169"/>
             <w:tcMar>
               <w:top w:type="dxa" w:w="90"/>
               <w:left w:type="dxa" w:w="120"/>
@@ -20578,7 +20954,7 @@
                 <w:sz w:val="20"/>
                 <w:szCs w:val="20"/>
               </w:rPr>
-              <w:t xml:space="preserve">Team Lead — QuanNH</w:t>
+              <w:t xml:space="preserve">Team phát triển — Quân</w:t>
             </w:r>
           </w:p>
         </w:tc>
